--- a/docs/governance/guide-gouvernance-es.docx
+++ b/docs/governance/guide-gouvernance-es.docx
@@ -31,7 +31,7 @@
         <w:pStyle w:val="Date"/>
       </w:pPr>
       <w:r>
-        <w:t xml:space="preserve">Versión 1.1 — 5 de junio de 2026</w:t>
+        <w:t xml:space="preserve">Versión 1.2 — 1 de septiembre de 2026</w:t>
       </w:r>
     </w:p>
     <w:bookmarkStart w:id="13" w:name="prefacio"/>
@@ -2274,13 +2274,13 @@
       </w:r>
     </w:p>
     <w:bookmarkEnd w:id="28"/>
-    <w:bookmarkStart w:id="29" w:name="los-cinco-estatutos-de-una-membership"/>
+    <w:bookmarkStart w:id="29" w:name="los-estatutos-de-una-membership"/>
     <w:p>
       <w:pPr>
         <w:pStyle w:val="Heading2"/>
       </w:pPr>
       <w:r>
-        <w:t xml:space="preserve">3.2. Los cinco estatutos de una membership</w:t>
+        <w:t xml:space="preserve">3.2. Los estatutos de una membership</w:t>
       </w:r>
     </w:p>
     <w:p>
@@ -2319,7 +2319,7 @@
         <w:t xml:space="preserve"> </w:t>
       </w:r>
       <w:r>
-        <w:t xml:space="preserve">que expresa el estado de la delegación en un momento dado. Son posibles cinco estatutos:</w:t>
+        <w:t xml:space="preserve">que expresa el estado de la delegación en un momento dado. Los estatutos que conciernen a la gobernanza:</w:t>
       </w:r>
     </w:p>
     <w:p>
@@ -2351,7 +2351,7 @@
           <w:b/>
           <w:bCs/>
         </w:rPr>
-        <w:t xml:space="preserve">pending</w:t>
+        <w:t xml:space="preserve">pending_validation</w:t>
       </w:r>
       <w:r>
         <w:t xml:space="preserve"> </w:t>
@@ -2473,13 +2473,80 @@
         <w:rPr>
           <w:rStyle w:val="VerbatimChar"/>
         </w:rPr>
+        <w:t xml:space="preserve">removed</w:t>
+      </w:r>
+      <w:r>
+        <w:t xml:space="preserve"> </w:t>
+      </w:r>
+      <w:r>
+        <w:t xml:space="preserve">a D+7.</w:t>
+      </w:r>
+    </w:p>
+    <w:p>
+      <w:pPr>
+        <w:pStyle w:val="BodyText"/>
+      </w:pPr>
+      <w:r>
+        <w:rPr>
+          <w:rStyle w:val="VerbatimChar"/>
+          <w:b/>
+          <w:bCs/>
+        </w:rPr>
+        <w:t xml:space="preserve">vacated</w:t>
+      </w:r>
+      <w:r>
+        <w:t xml:space="preserve"> </w:t>
+      </w:r>
+      <w:r>
+        <w:t xml:space="preserve">—</w:t>
+      </w:r>
+      <w:r>
+        <w:t xml:space="preserve"> </w:t>
+      </w:r>
+      <w:r>
+        <w:rPr>
+          <w:b/>
+          <w:bCs/>
+        </w:rPr>
+        <w:t xml:space="preserve">Rol dejado voluntariamente.</w:t>
+      </w:r>
+      <w:r>
+        <w:t xml:space="preserve"> </w:t>
+      </w:r>
+      <w:r>
+        <w:t xml:space="preserve">Lo pone la auto-retrogradación (« paso la posta », derecho P3). La persona decidió — este estatuto dice precisamente eso, y nada más.</w:t>
+      </w:r>
+      <w:r>
+        <w:t xml:space="preserve"> </w:t>
+      </w:r>
+      <w:r>
+        <w:rPr>
+          <w:i/>
+          <w:iCs/>
+        </w:rPr>
+        <w:t xml:space="preserve">(Distinción introducida el 01/09/2026: antes de esa fecha, la salida voluntaria ponía</w:t>
+      </w:r>
+      <w:r>
+        <w:rPr>
+          <w:i/>
+          <w:iCs/>
+        </w:rPr>
+        <w:t xml:space="preserve"> </w:t>
+      </w:r>
+      <w:r>
+        <w:rPr>
+          <w:rStyle w:val="VerbatimChar"/>
+          <w:i/>
+          <w:iCs/>
+        </w:rPr>
         <w:t xml:space="preserve">inactive</w:t>
       </w:r>
       <w:r>
-        <w:t xml:space="preserve"> </w:t>
-      </w:r>
-      <w:r>
-        <w:t xml:space="preserve">a D+7.</w:t>
+        <w:rPr>
+          <w:i/>
+          <w:iCs/>
+        </w:rPr>
+        <w:t xml:space="preserve">, confundiéndola con una cuenta abandonada.)</w:t>
       </w:r>
     </w:p>
     <w:p>
@@ -2492,13 +2559,133 @@
           <w:b/>
           <w:bCs/>
         </w:rPr>
+        <w:t xml:space="preserve">removed</w:t>
+      </w:r>
+      <w:r>
+        <w:t xml:space="preserve"> </w:t>
+      </w:r>
+      <w:r>
+        <w:t xml:space="preserve">— Membership cerrada por una decisión o un mecanismo del SIGB: fin de la carencia de un retiro (D+7), o cierre de la línea de rango inferior en una promoción (rol exclusivo, cf. §5.6).</w:t>
+      </w:r>
+    </w:p>
+    <w:p>
+      <w:pPr>
+        <w:pStyle w:val="BodyText"/>
+      </w:pPr>
+      <w:r>
+        <w:rPr>
+          <w:rStyle w:val="VerbatimChar"/>
+          <w:b/>
+          <w:bCs/>
+        </w:rPr>
         <w:t xml:space="preserve">inactive</w:t>
       </w:r>
       <w:r>
         <w:t xml:space="preserve"> </w:t>
       </w:r>
       <w:r>
-        <w:t xml:space="preserve">— Membership cerrada. La persona ya no está en el equipo. Sin ningún acceso. Varios orígenes posibles: salida voluntaria, fin de la carencia, cuenta abandonada (automático a los 9 meses).</w:t>
+        <w:t xml:space="preserve">—</w:t>
+      </w:r>
+      <w:r>
+        <w:t xml:space="preserve"> </w:t>
+      </w:r>
+      <w:r>
+        <w:rPr>
+          <w:b/>
+          <w:bCs/>
+        </w:rPr>
+        <w:t xml:space="preserve">Cuenta abandonada.</w:t>
+      </w:r>
+      <w:r>
+        <w:t xml:space="preserve"> </w:t>
+      </w:r>
+      <w:r>
+        <w:t xml:space="preserve">Lo pone únicamente el cron de salida automática, tras 9 meses sin conexión (T9). La persona no decidió nada: desapareció.</w:t>
+      </w:r>
+    </w:p>
+    <w:p>
+      <w:pPr>
+        <w:pStyle w:val="BodyText"/>
+      </w:pPr>
+      <w:r>
+        <w:rPr>
+          <w:i/>
+          <w:iCs/>
+        </w:rPr>
+        <w:t xml:space="preserve">(La tabla lleva también algunos estatutos propios de los recorridos de inscripción y circulación —</w:t>
+      </w:r>
+      <w:r>
+        <w:rPr>
+          <w:i/>
+          <w:iCs/>
+        </w:rPr>
+        <w:t xml:space="preserve"> </w:t>
+      </w:r>
+      <w:r>
+        <w:rPr>
+          <w:rStyle w:val="VerbatimChar"/>
+          <w:i/>
+          <w:iCs/>
+        </w:rPr>
+        <w:t xml:space="preserve">refused</w:t>
+      </w:r>
+      <w:r>
+        <w:rPr>
+          <w:i/>
+          <w:iCs/>
+        </w:rPr>
+        <w:t xml:space="preserve">,</w:t>
+      </w:r>
+      <w:r>
+        <w:rPr>
+          <w:i/>
+          <w:iCs/>
+        </w:rPr>
+        <w:t xml:space="preserve"> </w:t>
+      </w:r>
+      <w:r>
+        <w:rPr>
+          <w:rStyle w:val="VerbatimChar"/>
+          <w:i/>
+          <w:iCs/>
+        </w:rPr>
+        <w:t xml:space="preserve">left_with_pending_circulation</w:t>
+      </w:r>
+      <w:r>
+        <w:rPr>
+          <w:i/>
+          <w:iCs/>
+        </w:rPr>
+        <w:t xml:space="preserve">,</w:t>
+      </w:r>
+      <w:r>
+        <w:rPr>
+          <w:i/>
+          <w:iCs/>
+        </w:rPr>
+        <w:t xml:space="preserve"> </w:t>
+      </w:r>
+      <w:r>
+        <w:rPr>
+          <w:rStyle w:val="VerbatimChar"/>
+          <w:i/>
+          <w:iCs/>
+        </w:rPr>
+        <w:t xml:space="preserve">terminated</w:t>
+      </w:r>
+      <w:r>
+        <w:rPr>
+          <w:i/>
+          <w:iCs/>
+        </w:rPr>
+        <w:t xml:space="preserve"> </w:t>
+      </w:r>
+      <w:r>
+        <w:rPr>
+          <w:i/>
+          <w:iCs/>
+        </w:rPr>
+        <w:t xml:space="preserve">— que no pertenecen a la gobernanza de equipo y no se tratan en esta guía.)</w:t>
       </w:r>
     </w:p>
     <w:bookmarkEnd w:id="29"/>
@@ -2563,7 +2750,7 @@
         <w:rPr>
           <w:rStyle w:val="VerbatimChar"/>
         </w:rPr>
-        <w:t xml:space="preserve">              ┌───────────────┼───────────────┐    │</w:t>
+        <w:t xml:space="preserve">        ┌──────────────┬──────┴────────┬───────────│──────┐</w:t>
       </w:r>
       <w:r>
         <w:br/>
@@ -2572,7 +2759,7 @@
         <w:rPr>
           <w:rStyle w:val="VerbatimChar"/>
         </w:rPr>
-        <w:t xml:space="preserve">              ▼               ▼               ▼    │</w:t>
+        <w:t xml:space="preserve">        ▼              ▼               ▼           │      ▼</w:t>
       </w:r>
       <w:r>
         <w:br/>
@@ -2581,7 +2768,7 @@
         <w:rPr>
           <w:rStyle w:val="VerbatimChar"/>
         </w:rPr>
-        <w:t xml:space="preserve">       ┌─────────────┐  ┌─────────────┐  ┌─────────┴────┐</w:t>
+        <w:t xml:space="preserve"> ┌─────────────┐ ┌─────────────┐ ┌────────────┐    │ ┌────────────┐</w:t>
       </w:r>
       <w:r>
         <w:br/>
@@ -2590,7 +2777,7 @@
         <w:rPr>
           <w:rStyle w:val="VerbatimChar"/>
         </w:rPr>
-        <w:t xml:space="preserve">       │  suspended  │  │ pending_    │  │  inactive    │</w:t>
+        <w:t xml:space="preserve"> │  suspended  │ │ pending_    │ │  vacated   │    │ │  inactive  │</w:t>
       </w:r>
       <w:r>
         <w:br/>
@@ -2599,7 +2786,7 @@
         <w:rPr>
           <w:rStyle w:val="VerbatimChar"/>
         </w:rPr>
-        <w:t xml:space="preserve">       │             │  │ removal     │  │              │</w:t>
+        <w:t xml:space="preserve"> │             │ │ removal     │ │ (P3, auto) │    │ │ (T9, cron) │</w:t>
       </w:r>
       <w:r>
         <w:br/>
@@ -2608,7 +2795,7 @@
         <w:rPr>
           <w:rStyle w:val="VerbatimChar"/>
         </w:rPr>
-        <w:t xml:space="preserve">       └──────┬──────┘  └──────┬──────┘  └──────────────┘</w:t>
+        <w:t xml:space="preserve"> └──────┬──────┘ └──────┬──────┘ └────────────┘    │ └────────────┘</w:t>
       </w:r>
       <w:r>
         <w:br/>
@@ -2617,7 +2804,7 @@
         <w:rPr>
           <w:rStyle w:val="VerbatimChar"/>
         </w:rPr>
-        <w:t xml:space="preserve">              │                │</w:t>
+        <w:t xml:space="preserve">        │               │                          │</w:t>
       </w:r>
       <w:r>
         <w:br/>
@@ -2626,7 +2813,7 @@
         <w:rPr>
           <w:rStyle w:val="VerbatimChar"/>
         </w:rPr>
-        <w:t xml:space="preserve">              │ levantamiento  │ cancelación</w:t>
+        <w:t xml:space="preserve">        │ levantamiento │ cancelación              │</w:t>
       </w:r>
       <w:r>
         <w:br/>
@@ -2635,7 +2822,7 @@
         <w:rPr>
           <w:rStyle w:val="VerbatimChar"/>
         </w:rPr>
-        <w:t xml:space="preserve">              └────────────────┴────────────┐</w:t>
+        <w:t xml:space="preserve">        └───────────────┴──────────────────────────┘</w:t>
       </w:r>
       <w:r>
         <w:br/>
@@ -2644,7 +2831,7 @@
         <w:rPr>
           <w:rStyle w:val="VerbatimChar"/>
         </w:rPr>
-        <w:t xml:space="preserve">                               │            │</w:t>
+        <w:t xml:space="preserve">                        │</w:t>
       </w:r>
       <w:r>
         <w:br/>
@@ -2653,7 +2840,7 @@
         <w:rPr>
           <w:rStyle w:val="VerbatimChar"/>
         </w:rPr>
-        <w:t xml:space="preserve">                               ▼ (D+7)      ▼</w:t>
+        <w:t xml:space="preserve">                        ▼ (D+7)</w:t>
       </w:r>
       <w:r>
         <w:br/>
@@ -2662,7 +2849,7 @@
         <w:rPr>
           <w:rStyle w:val="VerbatimChar"/>
         </w:rPr>
-        <w:t xml:space="preserve">                        ┌──────────────┐</w:t>
+        <w:t xml:space="preserve">                 ┌──────────────┐</w:t>
       </w:r>
       <w:r>
         <w:br/>
@@ -2671,7 +2858,7 @@
         <w:rPr>
           <w:rStyle w:val="VerbatimChar"/>
         </w:rPr>
-        <w:t xml:space="preserve">                        │   inactive   │</w:t>
+        <w:t xml:space="preserve">                 │   removed    │</w:t>
       </w:r>
       <w:r>
         <w:br/>
@@ -2680,7 +2867,7 @@
         <w:rPr>
           <w:rStyle w:val="VerbatimChar"/>
         </w:rPr>
-        <w:t xml:space="preserve">                        └──────────────┘</w:t>
+        <w:t xml:space="preserve">                 └──────────────┘</w:t>
       </w:r>
     </w:p>
     <w:p>
@@ -2710,7 +2897,34 @@
         <w:t xml:space="preserve"> </w:t>
       </w:r>
       <w:r>
-        <w:t xml:space="preserve">se puede pasar directamente de</w:t>
+        <w:t xml:space="preserve">se puede excluir a une librarian de un solo gesto por decisión unilateral de otre coord. Hay que pasar por</w:t>
+      </w:r>
+      <w:r>
+        <w:t xml:space="preserve"> </w:t>
+      </w:r>
+      <w:r>
+        <w:rPr>
+          <w:rStyle w:val="VerbatimChar"/>
+        </w:rPr>
+        <w:t xml:space="preserve">pending_removal</w:t>
+      </w:r>
+      <w:r>
+        <w:t xml:space="preserve"> </w:t>
+      </w:r>
+      <w:r>
+        <w:t xml:space="preserve">y esperar la carencia (o que la persona se retrograde elle misma).</w:t>
+      </w:r>
+    </w:p>
+    <w:p>
+      <w:pPr>
+        <w:pStyle w:val="Compact"/>
+        <w:numPr>
+          <w:ilvl w:val="0"/>
+          <w:numId w:val="1013"/>
+        </w:numPr>
+      </w:pPr>
+      <w:r>
+        <w:t xml:space="preserve">Siempre se puede dejar voluntariamente el propio rol</w:t>
       </w:r>
       <w:r>
         <w:t xml:space="preserve"> </w:t>
@@ -2725,7 +2939,83 @@
         <w:t xml:space="preserve"> </w:t>
       </w:r>
       <w:r>
-        <w:t xml:space="preserve">a</w:t>
+        <w:t xml:space="preserve">(auto-retro, derecho P3): la línea pasa a</w:t>
+      </w:r>
+      <w:r>
+        <w:t xml:space="preserve"> </w:t>
+      </w:r>
+      <w:r>
+        <w:rPr>
+          <w:rStyle w:val="VerbatimChar"/>
+        </w:rPr>
+        <w:t xml:space="preserve">vacated</w:t>
+      </w:r>
+      <w:r>
+        <w:t xml:space="preserve">, de inmediato.</w:t>
+      </w:r>
+    </w:p>
+    <w:p>
+      <w:pPr>
+        <w:pStyle w:val="Compact"/>
+        <w:numPr>
+          <w:ilvl w:val="0"/>
+          <w:numId w:val="1013"/>
+        </w:numPr>
+      </w:pPr>
+      <w:r>
+        <w:rPr>
+          <w:rStyle w:val="VerbatimChar"/>
+        </w:rPr>
+        <w:t xml:space="preserve">suspended</w:t>
+      </w:r>
+      <w:r>
+        <w:t xml:space="preserve"> </w:t>
+      </w:r>
+      <w:r>
+        <w:rPr>
+          <w:b/>
+          <w:bCs/>
+        </w:rPr>
+        <w:t xml:space="preserve">no</w:t>
+      </w:r>
+      <w:r>
+        <w:t xml:space="preserve"> </w:t>
+      </w:r>
+      <w:r>
+        <w:t xml:space="preserve">tiene duración máxima. No es una carencia antes de la exclusión, es una medida cautelar — dura lo que dura la deliberación.</w:t>
+      </w:r>
+    </w:p>
+    <w:p>
+      <w:pPr>
+        <w:pStyle w:val="Compact"/>
+        <w:numPr>
+          <w:ilvl w:val="0"/>
+          <w:numId w:val="1013"/>
+        </w:numPr>
+      </w:pPr>
+      <w:r>
+        <w:t xml:space="preserve">De un estatuto cerrado (</w:t>
+      </w:r>
+      <w:r>
+        <w:rPr>
+          <w:rStyle w:val="VerbatimChar"/>
+        </w:rPr>
+        <w:t xml:space="preserve">vacated</w:t>
+      </w:r>
+      <w:r>
+        <w:t xml:space="preserve">,</w:t>
+      </w:r>
+      <w:r>
+        <w:t xml:space="preserve"> </w:t>
+      </w:r>
+      <w:r>
+        <w:rPr>
+          <w:rStyle w:val="VerbatimChar"/>
+        </w:rPr>
+        <w:t xml:space="preserve">removed</w:t>
+      </w:r>
+      <w:r>
+        <w:t xml:space="preserve">,</w:t>
       </w:r>
       <w:r>
         <w:t xml:space="preserve"> </w:t>
@@ -2737,37 +3027,23 @@
         <w:t xml:space="preserve">inactive</w:t>
       </w:r>
       <w:r>
-        <w:t xml:space="preserve"> </w:t>
-      </w:r>
-      <w:r>
-        <w:t xml:space="preserve">para une librarian por decisión unilateral de otre coord. Hay que pasar por</w:t>
-      </w:r>
-      <w:r>
-        <w:t xml:space="preserve"> </w:t>
-      </w:r>
-      <w:r>
-        <w:rPr>
-          <w:rStyle w:val="VerbatimChar"/>
-        </w:rPr>
-        <w:t xml:space="preserve">pending_removal</w:t>
-      </w:r>
-      <w:r>
-        <w:t xml:space="preserve"> </w:t>
-      </w:r>
-      <w:r>
-        <w:t xml:space="preserve">y esperar la carencia (o que la persona se retrograde elle misma).</w:t>
-      </w:r>
-    </w:p>
-    <w:p>
-      <w:pPr>
-        <w:pStyle w:val="Compact"/>
-        <w:numPr>
-          <w:ilvl w:val="0"/>
-          <w:numId w:val="1013"/>
-        </w:numPr>
-      </w:pPr>
-      <w:r>
-        <w:t xml:space="preserve">Siempre se puede pasar del propio estatuto</w:t>
+        <w:t xml:space="preserve">),</w:t>
+      </w:r>
+      <w:r>
+        <w:t xml:space="preserve"> </w:t>
+      </w:r>
+      <w:r>
+        <w:rPr>
+          <w:b/>
+          <w:bCs/>
+        </w:rPr>
+        <w:t xml:space="preserve">no se vuelve</w:t>
+      </w:r>
+      <w:r>
+        <w:t xml:space="preserve"> </w:t>
+      </w:r>
+      <w:r>
+        <w:t xml:space="preserve">directamente a</w:t>
       </w:r>
       <w:r>
         <w:t xml:space="preserve"> </w:t>
@@ -2779,108 +3055,7 @@
         <w:t xml:space="preserve">active</w:t>
       </w:r>
       <w:r>
-        <w:t xml:space="preserve"> </w:t>
-      </w:r>
-      <w:r>
-        <w:t xml:space="preserve">a</w:t>
-      </w:r>
-      <w:r>
-        <w:t xml:space="preserve"> </w:t>
-      </w:r>
-      <w:r>
-        <w:rPr>
-          <w:rStyle w:val="VerbatimChar"/>
-        </w:rPr>
-        <w:t xml:space="preserve">inactive</w:t>
-      </w:r>
-      <w:r>
-        <w:t xml:space="preserve"> </w:t>
-      </w:r>
-      <w:r>
-        <w:t xml:space="preserve">(auto-retro, derecho P3).</w:t>
-      </w:r>
-    </w:p>
-    <w:p>
-      <w:pPr>
-        <w:pStyle w:val="Compact"/>
-        <w:numPr>
-          <w:ilvl w:val="0"/>
-          <w:numId w:val="1013"/>
-        </w:numPr>
-      </w:pPr>
-      <w:r>
-        <w:rPr>
-          <w:rStyle w:val="VerbatimChar"/>
-        </w:rPr>
-        <w:t xml:space="preserve">suspended</w:t>
-      </w:r>
-      <w:r>
-        <w:t xml:space="preserve"> </w:t>
-      </w:r>
-      <w:r>
-        <w:rPr>
-          <w:b/>
-          <w:bCs/>
-        </w:rPr>
-        <w:t xml:space="preserve">no</w:t>
-      </w:r>
-      <w:r>
-        <w:t xml:space="preserve"> </w:t>
-      </w:r>
-      <w:r>
-        <w:t xml:space="preserve">tiene duración máxima. No es una carencia antes de la exclusión, es una medida cautelar — dura lo que dura la deliberación.</w:t>
-      </w:r>
-    </w:p>
-    <w:p>
-      <w:pPr>
-        <w:pStyle w:val="Compact"/>
-        <w:numPr>
-          <w:ilvl w:val="0"/>
-          <w:numId w:val="1013"/>
-        </w:numPr>
-      </w:pPr>
-      <w:r>
-        <w:t xml:space="preserve">De</w:t>
-      </w:r>
-      <w:r>
-        <w:t xml:space="preserve"> </w:t>
-      </w:r>
-      <w:r>
-        <w:rPr>
-          <w:rStyle w:val="VerbatimChar"/>
-        </w:rPr>
-        <w:t xml:space="preserve">inactive</w:t>
-      </w:r>
-      <w:r>
-        <w:t xml:space="preserve">,</w:t>
-      </w:r>
-      <w:r>
-        <w:t xml:space="preserve"> </w:t>
-      </w:r>
-      <w:r>
-        <w:rPr>
-          <w:b/>
-          <w:bCs/>
-        </w:rPr>
-        <w:t xml:space="preserve">no se vuelve</w:t>
-      </w:r>
-      <w:r>
-        <w:t xml:space="preserve"> </w:t>
-      </w:r>
-      <w:r>
-        <w:t xml:space="preserve">a</w:t>
-      </w:r>
-      <w:r>
-        <w:t xml:space="preserve"> </w:t>
-      </w:r>
-      <w:r>
-        <w:rPr>
-          <w:rStyle w:val="VerbatimChar"/>
-        </w:rPr>
-        <w:t xml:space="preserve">active</w:t>
-      </w:r>
-      <w:r>
-        <w:t xml:space="preserve">. Para reintegrar a une persona, se crea una nueva línea de membership. El historial queda preservado.</w:t>
+        <w:t xml:space="preserve">. Para reintegrar a une persona, se pasa por el circuito normal — que reactiva la línea cerrada o crea una nueva. El historial queda preservado.</w:t>
       </w:r>
     </w:p>
     <w:bookmarkEnd w:id="30"/>
@@ -6193,7 +6368,7 @@
         <w:rPr>
           <w:rStyle w:val="VerbatimChar"/>
         </w:rPr>
-        <w:t xml:space="preserve">status='pending'</w:t>
+        <w:t xml:space="preserve">status='pending_validation'</w:t>
       </w:r>
       <w:r>
         <w:t xml:space="preserve">. Recibe un correo explicando que debe presentarse físicamente en la biblio.</w:t>
@@ -6795,13 +6970,40 @@
           <w:b/>
           <w:bCs/>
         </w:rPr>
-        <w:t xml:space="preserve">El multi-membership</w:t>
-      </w:r>
-      <w:r>
-        <w:t xml:space="preserve"> </w:t>
-      </w:r>
-      <w:r>
-        <w:t xml:space="preserve">(§5.6). Pensáis que es innecesariamente complejo y que debería haber un solo rol por persona por biblio. Es una decisión de modelo de datos, más estructurante de lo que parece. A plantear con les dev.</w:t>
+        <w:t xml:space="preserve">El rol exclusivo</w:t>
+      </w:r>
+      <w:r>
+        <w:t xml:space="preserve"> </w:t>
+      </w:r>
+      <w:r>
+        <w:t xml:space="preserve">(§5.6). Pensáis que una persona debería poder acumular varios roles activos en la misma biblio (ser a la vez</w:t>
+      </w:r>
+      <w:r>
+        <w:t xml:space="preserve"> </w:t>
+      </w:r>
+      <w:r>
+        <w:rPr>
+          <w:rStyle w:val="VerbatimChar"/>
+        </w:rPr>
+        <w:t xml:space="preserve">librarian</w:t>
+      </w:r>
+      <w:r>
+        <w:t xml:space="preserve"> </w:t>
+      </w:r>
+      <w:r>
+        <w:t xml:space="preserve">y</w:t>
+      </w:r>
+      <w:r>
+        <w:t xml:space="preserve"> </w:t>
+      </w:r>
+      <w:r>
+        <w:rPr>
+          <w:rStyle w:val="VerbatimChar"/>
+        </w:rPr>
+        <w:t xml:space="preserve">coordenador</w:t>
+      </w:r>
+      <w:r>
+        <w:t xml:space="preserve">, por ejemplo). Es una decisión de modelo de datos, más estructurante de lo que parece — y ya se zanjó en el otro sentido en mayo de 2026. A plantear con les dev.</w:t>
       </w:r>
     </w:p>
     <w:p>
@@ -7313,10 +7515,41 @@
         <w:rPr>
           <w:rStyle w:val="VerbatimChar"/>
         </w:rPr>
+        <w:t xml:space="preserve">vacated</w:t>
+      </w:r>
+      <w:r>
+        <w:t xml:space="preserve"> </w:t>
+      </w:r>
+      <w:r>
+        <w:t xml:space="preserve">— el estatuto del rol</w:t>
+      </w:r>
+      <w:r>
+        <w:t xml:space="preserve"> </w:t>
+      </w:r>
+      <w:r>
+        <w:rPr>
+          <w:b/>
+          <w:bCs/>
+        </w:rPr>
+        <w:t xml:space="preserve">dejado voluntariamente</w:t>
+      </w:r>
+      <w:r>
+        <w:t xml:space="preserve">, distinto del</w:t>
+      </w:r>
+      <w:r>
+        <w:t xml:space="preserve"> </w:t>
+      </w:r>
+      <w:r>
+        <w:rPr>
+          <w:rStyle w:val="VerbatimChar"/>
+        </w:rPr>
         <w:t xml:space="preserve">inactive</w:t>
       </w:r>
       <w:r>
-        <w:t xml:space="preserve">.</w:t>
+        <w:t xml:space="preserve"> </w:t>
+      </w:r>
+      <w:r>
+        <w:t xml:space="preserve">de la cuenta abandonada.</w:t>
       </w:r>
     </w:p>
     <w:p>
@@ -7328,7 +7561,7 @@
         </w:numPr>
       </w:pPr>
       <w:r>
-        <w:t xml:space="preserve">Si no tenías ya la membership objetivo (</w:t>
+        <w:t xml:space="preserve">Tu línea de rango inferior (</w:t>
       </w:r>
       <w:r>
         <w:rPr>
@@ -7352,7 +7585,7 @@
         <w:t xml:space="preserve">librarian</w:t>
       </w:r>
       <w:r>
-        <w:t xml:space="preserve">), se crea con estado</w:t>
+        <w:t xml:space="preserve">, según el aterrizaje elegido) se reactiva si existía — o se crea con estado</w:t>
       </w:r>
       <w:r>
         <w:t xml:space="preserve"> </w:t>
@@ -7364,7 +7597,10 @@
         <w:t xml:space="preserve">active</w:t>
       </w:r>
       <w:r>
-        <w:t xml:space="preserve">.</w:t>
+        <w:t xml:space="preserve"> </w:t>
+      </w:r>
+      <w:r>
+        <w:t xml:space="preserve">si no.</w:t>
       </w:r>
     </w:p>
     <w:p>
@@ -7462,7 +7698,7 @@
         <w:rPr>
           <w:rStyle w:val="VerbatimChar"/>
         </w:rPr>
-        <w:t xml:space="preserve">inactive</w:t>
+        <w:t xml:space="preserve">vacated</w:t>
       </w:r>
       <w:r>
         <w:t xml:space="preserve">.</w:t>
@@ -8148,10 +8384,25 @@
         <w:rPr>
           <w:rStyle w:val="VerbatimChar"/>
         </w:rPr>
-        <w:t xml:space="preserve">inactive</w:t>
-      </w:r>
-      <w:r>
-        <w:t xml:space="preserve">.</w:t>
+        <w:t xml:space="preserve">removed</w:t>
+      </w:r>
+      <w:r>
+        <w:t xml:space="preserve">. La línea de rango inferior (cerrada en la promoción, cf. rol exclusivo §5.6) se reactiva — o se crea una línea</w:t>
+      </w:r>
+      <w:r>
+        <w:t xml:space="preserve"> </w:t>
+      </w:r>
+      <w:r>
+        <w:rPr>
+          <w:rStyle w:val="VerbatimChar"/>
+        </w:rPr>
+        <w:t xml:space="preserve">reader</w:t>
+      </w:r>
+      <w:r>
+        <w:t xml:space="preserve"> </w:t>
+      </w:r>
+      <w:r>
+        <w:t xml:space="preserve">: la persona deja el equipo, no la biblio.</w:t>
       </w:r>
       <w:r>
         <w:t xml:space="preserve"> </w:t>
@@ -9316,7 +9567,7 @@
               <w:rPr>
                 <w:rStyle w:val="VerbatimChar"/>
               </w:rPr>
-              <w:t xml:space="preserve">inactive</w:t>
+              <w:t xml:space="preserve">removed</w:t>
             </w:r>
           </w:p>
         </w:tc>
@@ -9694,10 +9945,10 @@
         <w:rPr>
           <w:rStyle w:val="VerbatimChar"/>
         </w:rPr>
-        <w:t xml:space="preserve">inactive</w:t>
-      </w:r>
-      <w:r>
-        <w:t xml:space="preserve">. Si tenía una membership</w:t>
+        <w:t xml:space="preserve">removed</w:t>
+      </w:r>
+      <w:r>
+        <w:t xml:space="preserve">. Su anterior línea</w:t>
       </w:r>
       <w:r>
         <w:t xml:space="preserve"> </w:t>
@@ -9712,7 +9963,7 @@
         <w:t xml:space="preserve"> </w:t>
       </w:r>
       <w:r>
-        <w:t xml:space="preserve">paralela, esta sigue activa (y la persona « cae » a librarian). Si no, vuelve a ser simple</w:t>
+        <w:t xml:space="preserve">— cerrada en su promoción (rol exclusivo, §5.6) — se reactiva entonces : la persona « cae » a librarian. Si nunca tuvo una (llegada por salto colegiado), vuelve a ser simple</w:t>
       </w:r>
       <w:r>
         <w:t xml:space="preserve"> </w:t>
@@ -10139,7 +10390,7 @@
         <w:rPr>
           <w:rStyle w:val="VerbatimChar"/>
         </w:rPr>
-        <w:t xml:space="preserve">inactive</w:t>
+        <w:t xml:space="preserve">vacated</w:t>
       </w:r>
       <w:r>
         <w:t xml:space="preserve">, cortocircuito del plazo de espera. Políticamente, es coherente : el derecho P3 (auto-degradación) es incondicional.</w:t>
@@ -11647,7 +11898,7 @@
         <w:t xml:space="preserve">2. Verificación política</w:t>
       </w:r>
       <w:r>
-        <w:t xml:space="preserve">: ¿existe todavía el colectivo? ¿Quiere seguir existiendo? Si hay miembros pero han dejado caer simplemente las funciones técnicas, se puede recooptar nuevo staff por cooptación fuera del flujo habitual.</w:t>
+        <w:t xml:space="preserve">: ¿existe todavía el colectivo? ¿Quiere seguir existiendo? Si hay miembros pero han dejado caer simplemente las funciones técnicas, se puede reconstituir una coordinación — por el circuito colegiado, como en todas partes.</w:t>
       </w:r>
     </w:p>
     <w:p>
@@ -11659,22 +11910,113 @@
           <w:b/>
           <w:bCs/>
         </w:rPr>
-        <w:t xml:space="preserve">3. Cooptación fuera del flujo</w:t>
-      </w:r>
-      <w:r>
-        <w:t xml:space="preserve"> </w:t>
-      </w:r>
-      <w:r>
-        <w:t xml:space="preserve">por parte de le admin de red, vía SQL directo o vía la UI (une admin de red tiene derecho a actuar como coord+ en cualquier biblio, cf. capítulo 2). La cooptación fuera del flujo debe quedar trazada en el audit log con una razón explícita:</w:t>
-      </w:r>
-      <w:r>
-        <w:t xml:space="preserve"> </w:t>
-      </w:r>
-      <w:r>
-        <w:t xml:space="preserve">“Reanudación de la coordinación tras vacancia, tras contacto del colectivo del DD/MM, por admin de red X”</w:t>
-      </w:r>
-      <w:r>
-        <w:t xml:space="preserve">. Y — punto clave de doctrina —</w:t>
+        <w:t xml:space="preserve">3. Recuperación por el circuito colegiado</w:t>
+      </w:r>
+      <w:r>
+        <w:t xml:space="preserve"> </w:t>
+      </w:r>
+      <w:r>
+        <w:rPr>
+          <w:i/>
+          <w:iCs/>
+        </w:rPr>
+        <w:t xml:space="preserve">(desde el 01/09/2026 ya no existe la « cooptación fuera del flujo »: las promociones directas están condenadas, también para le admin de red)</w:t>
+      </w:r>
+      <w:r>
+        <w:t xml:space="preserve">. Le admin de red tiene derecho a</w:t>
+      </w:r>
+      <w:r>
+        <w:t xml:space="preserve"> </w:t>
+      </w:r>
+      <w:r>
+        <w:rPr>
+          <w:b/>
+          <w:bCs/>
+        </w:rPr>
+        <w:t xml:space="preserve">depositar una propuesta de coordinación</w:t>
+      </w:r>
+      <w:r>
+        <w:t xml:space="preserve"> </w:t>
+      </w:r>
+      <w:r>
+        <w:t xml:space="preserve">en cualquier biblio (cf. capítulo 2). Si queda une</w:t>
+      </w:r>
+      <w:r>
+        <w:t xml:space="preserve"> </w:t>
+      </w:r>
+      <w:r>
+        <w:rPr>
+          <w:rStyle w:val="VerbatimChar"/>
+        </w:rPr>
+        <w:t xml:space="preserve">librarian</w:t>
+      </w:r>
+      <w:r>
+        <w:t xml:space="preserve"> </w:t>
+      </w:r>
+      <w:r>
+        <w:t xml:space="preserve">active, la propuesta puede dirigirse a elle. Si solo quedan</w:t>
+      </w:r>
+      <w:r>
+        <w:t xml:space="preserve"> </w:t>
+      </w:r>
+      <w:r>
+        <w:rPr>
+          <w:rStyle w:val="VerbatimChar"/>
+        </w:rPr>
+        <w:t xml:space="preserve">reader</w:t>
+      </w:r>
+      <w:r>
+        <w:t xml:space="preserve"> </w:t>
+      </w:r>
+      <w:r>
+        <w:t xml:space="preserve">actives, el camino practicable es el</w:t>
+      </w:r>
+      <w:r>
+        <w:t xml:space="preserve"> </w:t>
+      </w:r>
+      <w:r>
+        <w:rPr>
+          <w:b/>
+          <w:bCs/>
+        </w:rPr>
+        <w:t xml:space="preserve">salto colegiado</w:t>
+      </w:r>
+      <w:r>
+        <w:t xml:space="preserve">: le colectivo local decide activar el ajuste (</w:t>
+      </w:r>
+      <w:r>
+        <w:rPr>
+          <w:rStyle w:val="VerbatimChar"/>
+        </w:rPr>
+        <w:t xml:space="preserve">allow_direct_coordenador</w:t>
+      </w:r>
+      <w:r>
+        <w:t xml:space="preserve">), le admin de red deposita la propuesta dirigida a une reader active, se aplica el quórum de bootstrap (1 respaldo cuando el equipo es demasiado pequeño), y la persona</w:t>
+      </w:r>
+      <w:r>
+        <w:t xml:space="preserve"> </w:t>
+      </w:r>
+      <w:r>
+        <w:rPr>
+          <w:b/>
+          <w:bCs/>
+        </w:rPr>
+        <w:t xml:space="preserve">acepta</w:t>
+      </w:r>
+      <w:r>
+        <w:t xml:space="preserve">. Nada se hace sin le colectivo: la propuesta ejecuta su decisión, no la reemplaza. La acción queda trazada (audit log +</w:t>
+      </w:r>
+      <w:r>
+        <w:t xml:space="preserve"> </w:t>
+      </w:r>
+      <w:r>
+        <w:rPr>
+          <w:rStyle w:val="VerbatimChar"/>
+        </w:rPr>
+        <w:t xml:space="preserve">cross_library_actions_log</w:t>
+      </w:r>
+      <w:r>
+        <w:t xml:space="preserve">), y — punto clave de doctrina —</w:t>
       </w:r>
       <w:r>
         <w:t xml:space="preserve"> </w:t>
@@ -15672,29 +16014,29 @@
               <w:pStyle w:val="Compact"/>
             </w:pPr>
             <w:r>
-              <w:t xml:space="preserve">Cooptación (T1, T2)</w:t>
-            </w:r>
-          </w:p>
-        </w:tc>
-        <w:tc>
-          <w:tcPr/>
-          <w:p>
-            <w:pPr>
-              <w:pStyle w:val="Compact"/>
-            </w:pPr>
-            <w:r>
-              <w:t xml:space="preserve">✅</w:t>
-            </w:r>
-          </w:p>
-        </w:tc>
-        <w:tc>
-          <w:tcPr/>
-          <w:p>
-            <w:pPr>
-              <w:pStyle w:val="Compact"/>
-            </w:pPr>
-            <w:r>
-              <w:t xml:space="preserve">✅</w:t>
+              <w:t xml:space="preserve">Propuesta depositada (acogida o coordinación)</w:t>
+            </w:r>
+          </w:p>
+        </w:tc>
+        <w:tc>
+          <w:tcPr/>
+          <w:p>
+            <w:pPr>
+              <w:pStyle w:val="Compact"/>
+            </w:pPr>
+            <w:r>
+              <w:t xml:space="preserve">—</w:t>
+            </w:r>
+          </w:p>
+        </w:tc>
+        <w:tc>
+          <w:tcPr/>
+          <w:p>
+            <w:pPr>
+              <w:pStyle w:val="Compact"/>
+            </w:pPr>
+            <w:r>
+              <w:t xml:space="preserve">✅ a respaldar</w:t>
             </w:r>
           </w:p>
         </w:tc>
@@ -15718,29 +16060,29 @@
               <w:pStyle w:val="Compact"/>
             </w:pPr>
             <w:r>
-              <w:t xml:space="preserve">Auto-retrogradación (T3, T4)</w:t>
-            </w:r>
-          </w:p>
-        </w:tc>
-        <w:tc>
-          <w:tcPr/>
-          <w:p>
-            <w:pPr>
-              <w:pStyle w:val="Compact"/>
-            </w:pPr>
-            <w:r>
-              <w:t xml:space="preserve">✅ confirmación</w:t>
-            </w:r>
-          </w:p>
-        </w:tc>
-        <w:tc>
-          <w:tcPr/>
-          <w:p>
-            <w:pPr>
-              <w:pStyle w:val="Compact"/>
-            </w:pPr>
-            <w:r>
-              <w:t xml:space="preserve">✅</w:t>
+              <w:t xml:space="preserve">Propuesta lista (quórum alcanzado)</w:t>
+            </w:r>
+          </w:p>
+        </w:tc>
+        <w:tc>
+          <w:tcPr/>
+          <w:p>
+            <w:pPr>
+              <w:pStyle w:val="Compact"/>
+            </w:pPr>
+            <w:r>
+              <w:t xml:space="preserve">✅ a aceptar</w:t>
+            </w:r>
+          </w:p>
+        </w:tc>
+        <w:tc>
+          <w:tcPr/>
+          <w:p>
+            <w:pPr>
+              <w:pStyle w:val="Compact"/>
+            </w:pPr>
+            <w:r>
+              <w:t xml:space="preserve">—</w:t>
             </w:r>
           </w:p>
         </w:tc>
@@ -15764,18 +16106,18 @@
               <w:pStyle w:val="Compact"/>
             </w:pPr>
             <w:r>
-              <w:t xml:space="preserve">Solicitud de retiro (T5)</w:t>
-            </w:r>
-          </w:p>
-        </w:tc>
-        <w:tc>
-          <w:tcPr/>
-          <w:p>
-            <w:pPr>
-              <w:pStyle w:val="Compact"/>
-            </w:pPr>
-            <w:r>
-              <w:t xml:space="preserve">✅</w:t>
+              <w:t xml:space="preserve">Cooptación culminada (aceptación — T1, T2, T2b)</w:t>
+            </w:r>
+          </w:p>
+        </w:tc>
+        <w:tc>
+          <w:tcPr/>
+          <w:p>
+            <w:pPr>
+              <w:pStyle w:val="Compact"/>
+            </w:pPr>
+            <w:r>
+              <w:t xml:space="preserve">✅ bienvenida</w:t>
             </w:r>
           </w:p>
         </w:tc>
@@ -15810,18 +16152,18 @@
               <w:pStyle w:val="Compact"/>
             </w:pPr>
             <w:r>
-              <w:t xml:space="preserve">Anulación de solicitud (T8)</w:t>
-            </w:r>
-          </w:p>
-        </w:tc>
-        <w:tc>
-          <w:tcPr/>
-          <w:p>
-            <w:pPr>
-              <w:pStyle w:val="Compact"/>
-            </w:pPr>
-            <w:r>
-              <w:t xml:space="preserve">✅</w:t>
+              <w:t xml:space="preserve">Auto-retrogradación (T3, T4)</w:t>
+            </w:r>
+          </w:p>
+        </w:tc>
+        <w:tc>
+          <w:tcPr/>
+          <w:p>
+            <w:pPr>
+              <w:pStyle w:val="Compact"/>
+            </w:pPr>
+            <w:r>
+              <w:t xml:space="preserve">✅ confirmación</w:t>
             </w:r>
           </w:p>
         </w:tc>
@@ -15856,7 +16198,7 @@
               <w:pStyle w:val="Compact"/>
             </w:pPr>
             <w:r>
-              <w:t xml:space="preserve">Fin de carencia (D+7)</w:t>
+              <w:t xml:space="preserve">Solicitud de retiro (T5)</w:t>
             </w:r>
           </w:p>
         </w:tc>
@@ -15902,18 +16244,18 @@
               <w:pStyle w:val="Compact"/>
             </w:pPr>
             <w:r>
-              <w:t xml:space="preserve">Suspensión (T6)</w:t>
-            </w:r>
-          </w:p>
-        </w:tc>
-        <w:tc>
-          <w:tcPr/>
-          <w:p>
-            <w:pPr>
-              <w:pStyle w:val="Compact"/>
-            </w:pPr>
-            <w:r>
-              <w:t xml:space="preserve">✅ urgente</w:t>
+              <w:t xml:space="preserve">Anulación de solicitud (T8)</w:t>
+            </w:r>
+          </w:p>
+        </w:tc>
+        <w:tc>
+          <w:tcPr/>
+          <w:p>
+            <w:pPr>
+              <w:pStyle w:val="Compact"/>
+            </w:pPr>
+            <w:r>
+              <w:t xml:space="preserve">✅</w:t>
             </w:r>
           </w:p>
         </w:tc>
@@ -15948,7 +16290,7 @@
               <w:pStyle w:val="Compact"/>
             </w:pPr>
             <w:r>
-              <w:t xml:space="preserve">Levantamiento de suspensión (T7)</w:t>
+              <w:t xml:space="preserve">Fin de carencia (D+7)</w:t>
             </w:r>
           </w:p>
         </w:tc>
@@ -15994,29 +16336,29 @@
               <w:pStyle w:val="Compact"/>
             </w:pPr>
             <w:r>
-              <w:t xml:space="preserve">Salida automática a 9 meses (T9)</w:t>
-            </w:r>
-          </w:p>
-        </w:tc>
-        <w:tc>
-          <w:tcPr/>
-          <w:p>
-            <w:pPr>
-              <w:pStyle w:val="Compact"/>
-            </w:pPr>
-            <w:r>
-              <w:t xml:space="preserve">✅ recordatorios + final</w:t>
-            </w:r>
-          </w:p>
-        </w:tc>
-        <w:tc>
-          <w:tcPr/>
-          <w:p>
-            <w:pPr>
-              <w:pStyle w:val="Compact"/>
-            </w:pPr>
-            <w:r>
-              <w:t xml:space="preserve">✅ (solo final)</w:t>
+              <w:t xml:space="preserve">Suspensión (T6)</w:t>
+            </w:r>
+          </w:p>
+        </w:tc>
+        <w:tc>
+          <w:tcPr/>
+          <w:p>
+            <w:pPr>
+              <w:pStyle w:val="Compact"/>
+            </w:pPr>
+            <w:r>
+              <w:t xml:space="preserve">✅ urgente</w:t>
+            </w:r>
+          </w:p>
+        </w:tc>
+        <w:tc>
+          <w:tcPr/>
+          <w:p>
+            <w:pPr>
+              <w:pStyle w:val="Compact"/>
+            </w:pPr>
+            <w:r>
+              <w:t xml:space="preserve">✅</w:t>
             </w:r>
           </w:p>
         </w:tc>
@@ -16040,7 +16382,7 @@
               <w:pStyle w:val="Compact"/>
             </w:pPr>
             <w:r>
-              <w:t xml:space="preserve">Le últime coordinadore parte</w:t>
+              <w:t xml:space="preserve">Levantamiento de suspensión (T7)</w:t>
             </w:r>
           </w:p>
         </w:tc>
@@ -16062,18 +16404,18 @@
               <w:pStyle w:val="Compact"/>
             </w:pPr>
             <w:r>
-              <w:t xml:space="preserve">✅ (le concernide)</w:t>
-            </w:r>
-          </w:p>
-        </w:tc>
-        <w:tc>
-          <w:tcPr/>
-          <w:p>
-            <w:pPr>
-              <w:pStyle w:val="Compact"/>
-            </w:pPr>
-            <w:r>
-              <w:t xml:space="preserve">✅ alerta</w:t>
+              <w:t xml:space="preserve">✅</w:t>
+            </w:r>
+          </w:p>
+        </w:tc>
+        <w:tc>
+          <w:tcPr/>
+          <w:p>
+            <w:pPr>
+              <w:pStyle w:val="Compact"/>
+            </w:pPr>
+            <w:r>
+              <w:t xml:space="preserve">—</w:t>
             </w:r>
           </w:p>
         </w:tc>
@@ -16086,7 +16428,29 @@
               <w:pStyle w:val="Compact"/>
             </w:pPr>
             <w:r>
-              <w:t xml:space="preserve">Cooptación admin de red (propuesta)</w:t>
+              <w:t xml:space="preserve">Salida automática a 9 meses (T9)</w:t>
+            </w:r>
+          </w:p>
+        </w:tc>
+        <w:tc>
+          <w:tcPr/>
+          <w:p>
+            <w:pPr>
+              <w:pStyle w:val="Compact"/>
+            </w:pPr>
+            <w:r>
+              <w:t xml:space="preserve">✅ recordatorios + final</w:t>
+            </w:r>
+          </w:p>
+        </w:tc>
+        <w:tc>
+          <w:tcPr/>
+          <w:p>
+            <w:pPr>
+              <w:pStyle w:val="Compact"/>
+            </w:pPr>
+            <w:r>
+              <w:t xml:space="preserve">✅ (solo final)</w:t>
             </w:r>
           </w:p>
         </w:tc>
@@ -16098,28 +16462,6 @@
             </w:pPr>
             <w:r>
               <w:t xml:space="preserve">—</w:t>
-            </w:r>
-          </w:p>
-        </w:tc>
-        <w:tc>
-          <w:tcPr/>
-          <w:p>
-            <w:pPr>
-              <w:pStyle w:val="Compact"/>
-            </w:pPr>
-            <w:r>
-              <w:t xml:space="preserve">—</w:t>
-            </w:r>
-          </w:p>
-        </w:tc>
-        <w:tc>
-          <w:tcPr/>
-          <w:p>
-            <w:pPr>
-              <w:pStyle w:val="Compact"/>
-            </w:pPr>
-            <w:r>
-              <w:t xml:space="preserve">✅</w:t>
             </w:r>
           </w:p>
         </w:tc>
@@ -16132,40 +16474,40 @@
               <w:pStyle w:val="Compact"/>
             </w:pPr>
             <w:r>
-              <w:t xml:space="preserve">Cooptación admin de red (éxito)</w:t>
-            </w:r>
-          </w:p>
-        </w:tc>
-        <w:tc>
-          <w:tcPr/>
-          <w:p>
-            <w:pPr>
-              <w:pStyle w:val="Compact"/>
-            </w:pPr>
-            <w:r>
-              <w:t xml:space="preserve">✅ bienvenida</w:t>
-            </w:r>
-          </w:p>
-        </w:tc>
-        <w:tc>
-          <w:tcPr/>
-          <w:p>
-            <w:pPr>
-              <w:pStyle w:val="Compact"/>
-            </w:pPr>
-            <w:r>
-              <w:t xml:space="preserve">—</w:t>
-            </w:r>
-          </w:p>
-        </w:tc>
-        <w:tc>
-          <w:tcPr/>
-          <w:p>
-            <w:pPr>
-              <w:pStyle w:val="Compact"/>
-            </w:pPr>
-            <w:r>
-              <w:t xml:space="preserve">✅ resumen</w:t>
+              <w:t xml:space="preserve">Le últime coordinadore parte</w:t>
+            </w:r>
+          </w:p>
+        </w:tc>
+        <w:tc>
+          <w:tcPr/>
+          <w:p>
+            <w:pPr>
+              <w:pStyle w:val="Compact"/>
+            </w:pPr>
+            <w:r>
+              <w:t xml:space="preserve">✅</w:t>
+            </w:r>
+          </w:p>
+        </w:tc>
+        <w:tc>
+          <w:tcPr/>
+          <w:p>
+            <w:pPr>
+              <w:pStyle w:val="Compact"/>
+            </w:pPr>
+            <w:r>
+              <w:t xml:space="preserve">✅ (le concernide)</w:t>
+            </w:r>
+          </w:p>
+        </w:tc>
+        <w:tc>
+          <w:tcPr/>
+          <w:p>
+            <w:pPr>
+              <w:pStyle w:val="Compact"/>
+            </w:pPr>
+            <w:r>
+              <w:t xml:space="preserve">✅ alerta</w:t>
             </w:r>
           </w:p>
         </w:tc>
@@ -16178,18 +16520,18 @@
               <w:pStyle w:val="Compact"/>
             </w:pPr>
             <w:r>
-              <w:t xml:space="preserve">Cooptación admin de red (rechazo)</w:t>
-            </w:r>
-          </w:p>
-        </w:tc>
-        <w:tc>
-          <w:tcPr/>
-          <w:p>
-            <w:pPr>
-              <w:pStyle w:val="Compact"/>
-            </w:pPr>
-            <w:r>
-              <w:t xml:space="preserve">✅ con justificación</w:t>
+              <w:t xml:space="preserve">Cooptación admin de red (propuesta)</w:t>
+            </w:r>
+          </w:p>
+        </w:tc>
+        <w:tc>
+          <w:tcPr/>
+          <w:p>
+            <w:pPr>
+              <w:pStyle w:val="Compact"/>
+            </w:pPr>
+            <w:r>
+              <w:t xml:space="preserve">—</w:t>
             </w:r>
           </w:p>
         </w:tc>
@@ -16224,18 +16566,18 @@
               <w:pStyle w:val="Compact"/>
             </w:pPr>
             <w:r>
-              <w:t xml:space="preserve">Retiro colectivo admin de red</w:t>
-            </w:r>
-          </w:p>
-        </w:tc>
-        <w:tc>
-          <w:tcPr/>
-          <w:p>
-            <w:pPr>
-              <w:pStyle w:val="Compact"/>
-            </w:pPr>
-            <w:r>
-              <w:t xml:space="preserve">✅</w:t>
+              <w:t xml:space="preserve">Cooptación admin de red (éxito)</w:t>
+            </w:r>
+          </w:p>
+        </w:tc>
+        <w:tc>
+          <w:tcPr/>
+          <w:p>
+            <w:pPr>
+              <w:pStyle w:val="Compact"/>
+            </w:pPr>
+            <w:r>
+              <w:t xml:space="preserve">✅ bienvenida</w:t>
             </w:r>
           </w:p>
         </w:tc>
@@ -16257,7 +16599,7 @@
               <w:pStyle w:val="Compact"/>
             </w:pPr>
             <w:r>
-              <w:t xml:space="preserve">✅</w:t>
+              <w:t xml:space="preserve">✅ resumen</w:t>
             </w:r>
           </w:p>
         </w:tc>
@@ -16270,6 +16612,98 @@
               <w:pStyle w:val="Compact"/>
             </w:pPr>
             <w:r>
+              <w:t xml:space="preserve">Cooptación admin de red (rechazo)</w:t>
+            </w:r>
+          </w:p>
+        </w:tc>
+        <w:tc>
+          <w:tcPr/>
+          <w:p>
+            <w:pPr>
+              <w:pStyle w:val="Compact"/>
+            </w:pPr>
+            <w:r>
+              <w:t xml:space="preserve">✅ con justificación</w:t>
+            </w:r>
+          </w:p>
+        </w:tc>
+        <w:tc>
+          <w:tcPr/>
+          <w:p>
+            <w:pPr>
+              <w:pStyle w:val="Compact"/>
+            </w:pPr>
+            <w:r>
+              <w:t xml:space="preserve">—</w:t>
+            </w:r>
+          </w:p>
+        </w:tc>
+        <w:tc>
+          <w:tcPr/>
+          <w:p>
+            <w:pPr>
+              <w:pStyle w:val="Compact"/>
+            </w:pPr>
+            <w:r>
+              <w:t xml:space="preserve">✅</w:t>
+            </w:r>
+          </w:p>
+        </w:tc>
+      </w:tr>
+      <w:tr>
+        <w:tc>
+          <w:tcPr/>
+          <w:p>
+            <w:pPr>
+              <w:pStyle w:val="Compact"/>
+            </w:pPr>
+            <w:r>
+              <w:t xml:space="preserve">Retiro colectivo admin de red</w:t>
+            </w:r>
+          </w:p>
+        </w:tc>
+        <w:tc>
+          <w:tcPr/>
+          <w:p>
+            <w:pPr>
+              <w:pStyle w:val="Compact"/>
+            </w:pPr>
+            <w:r>
+              <w:t xml:space="preserve">✅</w:t>
+            </w:r>
+          </w:p>
+        </w:tc>
+        <w:tc>
+          <w:tcPr/>
+          <w:p>
+            <w:pPr>
+              <w:pStyle w:val="Compact"/>
+            </w:pPr>
+            <w:r>
+              <w:t xml:space="preserve">—</w:t>
+            </w:r>
+          </w:p>
+        </w:tc>
+        <w:tc>
+          <w:tcPr/>
+          <w:p>
+            <w:pPr>
+              <w:pStyle w:val="Compact"/>
+            </w:pPr>
+            <w:r>
+              <w:t xml:space="preserve">✅</w:t>
+            </w:r>
+          </w:p>
+        </w:tc>
+      </w:tr>
+      <w:tr>
+        <w:tc>
+          <w:tcPr/>
+          <w:p>
+            <w:pPr>
+              <w:pStyle w:val="Compact"/>
+            </w:pPr>
+            <w:r>
               <w:t xml:space="preserve">Intervención cross-biblios</w:t>
             </w:r>
           </w:p>
@@ -16309,6 +16743,79 @@
         </w:tc>
       </w:tr>
     </w:tbl>
+    <w:p>
+      <w:pPr>
+        <w:pStyle w:val="BodyText"/>
+      </w:pPr>
+      <w:r>
+        <w:t xml:space="preserve">Dos precisiones sobre los correos del circuito de invitación:</w:t>
+      </w:r>
+    </w:p>
+    <w:p>
+      <w:pPr>
+        <w:pStyle w:val="Compact"/>
+        <w:numPr>
+          <w:ilvl w:val="0"/>
+          <w:numId w:val="1061"/>
+        </w:numPr>
+      </w:pPr>
+      <w:r>
+        <w:rPr>
+          <w:b/>
+          <w:bCs/>
+        </w:rPr>
+        <w:t xml:space="preserve">Acoger a alguien y confiarle la coordinación no son el mismo acto</w:t>
+      </w:r>
+      <w:r>
+        <w:t xml:space="preserve">: los correos de una propuesta de coordinación tienen sus propios textos, distintos de los de la acogida.</w:t>
+      </w:r>
+    </w:p>
+    <w:p>
+      <w:pPr>
+        <w:pStyle w:val="Compact"/>
+        <w:numPr>
+          <w:ilvl w:val="0"/>
+          <w:numId w:val="1061"/>
+        </w:numPr>
+      </w:pPr>
+      <w:r>
+        <w:rPr>
+          <w:b/>
+          <w:bCs/>
+        </w:rPr>
+        <w:t xml:space="preserve">Un salto colegiado se dice</w:t>
+      </w:r>
+      <w:r>
+        <w:t xml:space="preserve">: cuando una propuesta de coordinación se dirige a una persona que todavía no es miembra del equipo (salto</w:t>
+      </w:r>
+      <w:r>
+        <w:t xml:space="preserve"> </w:t>
+      </w:r>
+      <w:r>
+        <w:rPr>
+          <w:rStyle w:val="VerbatimChar"/>
+        </w:rPr>
+        <w:t xml:space="preserve">reader</w:t>
+      </w:r>
+      <w:r>
+        <w:t xml:space="preserve"> </w:t>
+      </w:r>
+      <w:r>
+        <w:t xml:space="preserve">→</w:t>
+      </w:r>
+      <w:r>
+        <w:t xml:space="preserve"> </w:t>
+      </w:r>
+      <w:r>
+        <w:rPr>
+          <w:rStyle w:val="VerbatimChar"/>
+        </w:rPr>
+        <w:t xml:space="preserve">coordenador</w:t>
+      </w:r>
+      <w:r>
+        <w:t xml:space="preserve">, §5.3), los correos de propuesta y de aceptación usan intros dedicadas que lo dicen explícitamente — el respaldo como la aceptación se hacen con conocimiento de causa.</w:t>
+      </w:r>
+    </w:p>
     <w:bookmarkEnd w:id="149"/>
     <w:bookmarkStart w:id="150" w:name="el-tono-de-los-correos"/>
     <w:p>
@@ -16449,7 +16956,7 @@
         <w:pStyle w:val="Compact"/>
         <w:numPr>
           <w:ilvl w:val="0"/>
-          <w:numId w:val="1061"/>
+          <w:numId w:val="1062"/>
         </w:numPr>
       </w:pPr>
       <w:r>
@@ -16487,7 +16994,7 @@
         <w:pStyle w:val="Compact"/>
         <w:numPr>
           <w:ilvl w:val="0"/>
-          <w:numId w:val="1061"/>
+          <w:numId w:val="1062"/>
         </w:numPr>
       </w:pPr>
       <w:r>
@@ -16536,7 +17043,7 @@
         <w:pStyle w:val="Compact"/>
         <w:numPr>
           <w:ilvl w:val="0"/>
-          <w:numId w:val="1062"/>
+          <w:numId w:val="1063"/>
         </w:numPr>
       </w:pPr>
       <w:r>
@@ -16558,7 +17065,7 @@
         <w:pStyle w:val="Compact"/>
         <w:numPr>
           <w:ilvl w:val="0"/>
-          <w:numId w:val="1062"/>
+          <w:numId w:val="1063"/>
         </w:numPr>
       </w:pPr>
       <w:r>
@@ -17040,7 +17547,7 @@
         <w:pStyle w:val="Compact"/>
         <w:numPr>
           <w:ilvl w:val="0"/>
-          <w:numId w:val="1063"/>
+          <w:numId w:val="1064"/>
         </w:numPr>
       </w:pPr>
       <w:r>
@@ -17077,7 +17584,7 @@
         <w:pStyle w:val="Compact"/>
         <w:numPr>
           <w:ilvl w:val="0"/>
-          <w:numId w:val="1063"/>
+          <w:numId w:val="1064"/>
         </w:numPr>
       </w:pPr>
       <w:r>
@@ -17104,7 +17611,7 @@
         <w:pStyle w:val="Compact"/>
         <w:numPr>
           <w:ilvl w:val="0"/>
-          <w:numId w:val="1063"/>
+          <w:numId w:val="1064"/>
         </w:numPr>
       </w:pPr>
       <w:r>
@@ -17137,35 +17644,80 @@
         <w:t xml:space="preserve">librarian</w:t>
       </w:r>
       <w:r>
+        <w:t xml:space="preserve">. Campo « Razón »: « decisión AG del 04/05 » (doctrina 1, espera estricta). Confirma: la</w:t>
+      </w:r>
+      <w:r>
+        <w:t xml:space="preserve"> </w:t>
+      </w:r>
+      <w:r>
+        <w:rPr>
+          <w:b/>
+          <w:bCs/>
+        </w:rPr>
+        <w:t xml:space="preserve">propuesta</w:t>
+      </w:r>
+      <w:r>
+        <w:t xml:space="preserve"> </w:t>
+      </w:r>
+      <w:r>
+        <w:t xml:space="preserve">queda depositada.</w:t>
+      </w:r>
+    </w:p>
+    <w:p>
+      <w:pPr>
+        <w:pStyle w:val="Compact"/>
+        <w:numPr>
+          <w:ilvl w:val="0"/>
+          <w:numId w:val="1064"/>
+        </w:numPr>
+      </w:pPr>
+      <w:r>
+        <w:t xml:space="preserve">Lucy (otra coordinadora) recibe el correo de respaldo y</w:t>
+      </w:r>
+      <w:r>
+        <w:t xml:space="preserve"> </w:t>
+      </w:r>
+      <w:r>
+        <w:rPr>
+          <w:b/>
+          <w:bCs/>
+        </w:rPr>
+        <w:t xml:space="preserve">ratifica</w:t>
+      </w:r>
+      <w:r>
+        <w:t xml:space="preserve"> </w:t>
+      </w:r>
+      <w:r>
+        <w:t xml:space="preserve">la propuesta — una segunda mirada, no una formalidad.</w:t>
+      </w:r>
+    </w:p>
+    <w:p>
+      <w:pPr>
+        <w:pStyle w:val="Compact"/>
+        <w:numPr>
+          <w:ilvl w:val="0"/>
+          <w:numId w:val="1064"/>
+        </w:numPr>
+      </w:pPr>
+      <w:r>
+        <w:t xml:space="preserve">Voltairine recibe un mail: una invitación a unirse al equipo la espera en su cuenta. Ella</w:t>
+      </w:r>
+      <w:r>
+        <w:t xml:space="preserve"> </w:t>
+      </w:r>
+      <w:r>
+        <w:rPr>
+          <w:b/>
+          <w:bCs/>
+        </w:rPr>
+        <w:t xml:space="preserve">acepta</w:t>
+      </w:r>
+      <w:r>
         <w:t xml:space="preserve">.</w:t>
       </w:r>
     </w:p>
     <w:p>
       <w:pPr>
-        <w:pStyle w:val="Compact"/>
-        <w:numPr>
-          <w:ilvl w:val="0"/>
-          <w:numId w:val="1063"/>
-        </w:numPr>
-      </w:pPr>
-      <w:r>
-        <w:t xml:space="preserve">Campo « Razón »: « decisión AG del 04/05 » (doctrina 1, espera estricta).</w:t>
-      </w:r>
-    </w:p>
-    <w:p>
-      <w:pPr>
-        <w:pStyle w:val="Compact"/>
-        <w:numPr>
-          <w:ilvl w:val="0"/>
-          <w:numId w:val="1063"/>
-        </w:numPr>
-      </w:pPr>
-      <w:r>
-        <w:t xml:space="preserve">Confirma.</w:t>
-      </w:r>
-    </w:p>
-    <w:p>
-      <w:pPr>
         <w:pStyle w:val="FirstParagraph"/>
       </w:pPr>
       <w:r>
@@ -17173,48 +17725,69 @@
           <w:b/>
           <w:bCs/>
         </w:rPr>
-        <w:t xml:space="preserve">Efecto inmediato.</w:t>
-      </w:r>
-    </w:p>
-    <w:p>
-      <w:pPr>
-        <w:pStyle w:val="Compact"/>
-        <w:numPr>
-          <w:ilvl w:val="0"/>
-          <w:numId w:val="1064"/>
-        </w:numPr>
-      </w:pPr>
-      <w:r>
-        <w:t xml:space="preserve">Voltairine recibe un mail: « Hola Voltairine, has sido nombrada librarian de la BLMF por Emma G. como consecuencia de:</w:t>
-      </w:r>
-      <w:r>
-        <w:t xml:space="preserve"> </w:t>
-      </w:r>
-      <w:r>
-        <w:t xml:space="preserve">“decisión AG del 04/05”</w:t>
-      </w:r>
-      <w:r>
-        <w:t xml:space="preserve">. Tus nuevos derechos están activos. Bienvenida al equipo. »</w:t>
-      </w:r>
-    </w:p>
-    <w:p>
-      <w:pPr>
-        <w:pStyle w:val="Compact"/>
-        <w:numPr>
-          <w:ilvl w:val="0"/>
-          <w:numId w:val="1064"/>
-        </w:numPr>
-      </w:pPr>
-      <w:r>
-        <w:t xml:space="preserve">Las demás coordinadoras activas de la BLMF (Lucy y Piotr) reciben un mail informativo.</w:t>
-      </w:r>
-    </w:p>
-    <w:p>
-      <w:pPr>
-        <w:pStyle w:val="Compact"/>
-        <w:numPr>
-          <w:ilvl w:val="0"/>
-          <w:numId w:val="1064"/>
+        <w:t xml:space="preserve">Efecto a la aceptación.</w:t>
+      </w:r>
+    </w:p>
+    <w:p>
+      <w:pPr>
+        <w:pStyle w:val="Compact"/>
+        <w:numPr>
+          <w:ilvl w:val="0"/>
+          <w:numId w:val="1065"/>
+        </w:numPr>
+      </w:pPr>
+      <w:r>
+        <w:t xml:space="preserve">La línea</w:t>
+      </w:r>
+      <w:r>
+        <w:t xml:space="preserve"> </w:t>
+      </w:r>
+      <w:r>
+        <w:rPr>
+          <w:rStyle w:val="VerbatimChar"/>
+        </w:rPr>
+        <w:t xml:space="preserve">librarian</w:t>
+      </w:r>
+      <w:r>
+        <w:t xml:space="preserve"> </w:t>
+      </w:r>
+      <w:r>
+        <w:t xml:space="preserve">de Voltairine se activa; su línea</w:t>
+      </w:r>
+      <w:r>
+        <w:t xml:space="preserve"> </w:t>
+      </w:r>
+      <w:r>
+        <w:rPr>
+          <w:rStyle w:val="VerbatimChar"/>
+        </w:rPr>
+        <w:t xml:space="preserve">reader</w:t>
+      </w:r>
+      <w:r>
+        <w:t xml:space="preserve"> </w:t>
+      </w:r>
+      <w:r>
+        <w:t xml:space="preserve">se cierra (rol exclusivo, §5.6).</w:t>
+      </w:r>
+    </w:p>
+    <w:p>
+      <w:pPr>
+        <w:pStyle w:val="Compact"/>
+        <w:numPr>
+          <w:ilvl w:val="0"/>
+          <w:numId w:val="1065"/>
+        </w:numPr>
+      </w:pPr>
+      <w:r>
+        <w:t xml:space="preserve">Voltairine recibe un mail de bienvenida; las coordinadoras activas de la BLMF (Emma, Lucy, Piotr) reciben un mail informativo.</w:t>
+      </w:r>
+    </w:p>
+    <w:p>
+      <w:pPr>
+        <w:pStyle w:val="Compact"/>
+        <w:numPr>
+          <w:ilvl w:val="0"/>
+          <w:numId w:val="1065"/>
         </w:numPr>
       </w:pPr>
       <w:r>
@@ -17227,7 +17800,53 @@
         <w:rPr>
           <w:rStyle w:val="VerbatimChar"/>
         </w:rPr>
-        <w:t xml:space="preserve">2026-05-05 14:30 — Emma G. promovió a Voltairine d.C. librarian (razón: decisión AG del 04/05)</w:t>
+        <w:t xml:space="preserve">promoted_to_librarian</w:t>
+      </w:r>
+      <w:r>
+        <w:t xml:space="preserve">, con la propuesta, el respaldo y la aceptación rastreables.</w:t>
+      </w:r>
+    </w:p>
+    <w:p>
+      <w:pPr>
+        <w:pStyle w:val="FirstParagraph"/>
+      </w:pPr>
+      <w:r>
+        <w:rPr>
+          <w:b/>
+          <w:bCs/>
+        </w:rPr>
+        <w:t xml:space="preserve">Comentario.</w:t>
+      </w:r>
+    </w:p>
+    <w:p>
+      <w:pPr>
+        <w:pStyle w:val="BodyText"/>
+      </w:pPr>
+      <w:r>
+        <w:t xml:space="preserve">Caso más simple. El SIGB ejecuta correctamente la decisión de le colectivo, en tres tiempos: Emma propone, Lucy respalda, Voltairine acepta. Nadie decidió nada en solitario — y Voltairine solo entra en el equipo porque lo</w:t>
+      </w:r>
+      <w:r>
+        <w:t xml:space="preserve"> </w:t>
+      </w:r>
+      <w:r>
+        <w:rPr>
+          <w:b/>
+          <w:bCs/>
+        </w:rPr>
+        <w:t xml:space="preserve">dijo</w:t>
+      </w:r>
+      <w:r>
+        <w:t xml:space="preserve">, en el software como en la AG</w:t>
+      </w:r>
+      <w:r>
+        <w:t xml:space="preserve"> </w:t>
+      </w:r>
+      <w:r>
+        <w:rPr>
+          <w:i/>
+          <w:iCs/>
+        </w:rPr>
+        <w:t xml:space="preserve">(refundición del 01/09/2026: antes de esa fecha, la promoción era directa e inmediata)</w:t>
       </w:r>
       <w:r>
         <w:t xml:space="preserve">.</w:t>
@@ -17235,29 +17854,9 @@
     </w:p>
     <w:p>
       <w:pPr>
-        <w:pStyle w:val="FirstParagraph"/>
-      </w:pPr>
-      <w:r>
-        <w:rPr>
-          <w:b/>
-          <w:bCs/>
-        </w:rPr>
-        <w:t xml:space="preserve">Comentario.</w:t>
-      </w:r>
-    </w:p>
-    <w:p>
-      <w:pPr>
         <w:pStyle w:val="BodyText"/>
       </w:pPr>
       <w:r>
-        <w:t xml:space="preserve">Caso más simple. El SIGB ejecuta correctamente la decisión de le colectivo. Emma no decidió nada políticamente — hizo clic para ejecutar lo que se decidió fuera del software.</w:t>
-      </w:r>
-    </w:p>
-    <w:p>
-      <w:pPr>
-        <w:pStyle w:val="BodyText"/>
-      </w:pPr>
-      <w:r>
         <w:rPr>
           <w:b/>
           <w:bCs/>
@@ -17268,7 +17867,7 @@
         <w:t xml:space="preserve"> </w:t>
       </w:r>
       <w:r>
-        <w:t xml:space="preserve">verificar que la AG realmente tuvo lugar, que la decisión fue realmente tomada, que Voltairine está realmente de acuerdo. Estas cosas están</w:t>
+        <w:t xml:space="preserve">verificar que la AG realmente tuvo lugar, ni que la decisión fue realmente tomada. Estas cosas siguen estando</w:t>
       </w:r>
       <w:r>
         <w:t xml:space="preserve"> </w:t>
@@ -17281,7 +17880,7 @@
         <w:t xml:space="preserve">fuera del software</w:t>
       </w:r>
       <w:r>
-        <w:t xml:space="preserve">. Si Emma hubiera mentido sobre la AG, el SIGB no habría visto nada. La cultura política de la BLMF es lo que impide esa mentira (y el log la hace rastreable a posteriori).</w:t>
+        <w:t xml:space="preserve">. Si Emma hubiera mentido sobre la AG, habría hecho falta que Lucy respaldara la mentira y que Voltairine la aceptara — el circuito hace costoso el fraude, no hace inútil la cultura política.</w:t>
       </w:r>
     </w:p>
     <w:bookmarkEnd w:id="157"/>
@@ -17329,7 +17928,7 @@
         <w:pStyle w:val="Compact"/>
         <w:numPr>
           <w:ilvl w:val="0"/>
-          <w:numId w:val="1065"/>
+          <w:numId w:val="1066"/>
         </w:numPr>
       </w:pPr>
       <w:r>
@@ -17366,7 +17965,7 @@
         <w:pStyle w:val="Compact"/>
         <w:numPr>
           <w:ilvl w:val="0"/>
-          <w:numId w:val="1065"/>
+          <w:numId w:val="1066"/>
         </w:numPr>
       </w:pPr>
       <w:r>
@@ -17403,7 +18002,7 @@
         <w:pStyle w:val="Compact"/>
         <w:numPr>
           <w:ilvl w:val="0"/>
-          <w:numId w:val="1065"/>
+          <w:numId w:val="1066"/>
         </w:numPr>
       </w:pPr>
       <w:r>
@@ -17415,7 +18014,7 @@
         <w:pStyle w:val="Compact"/>
         <w:numPr>
           <w:ilvl w:val="0"/>
-          <w:numId w:val="1065"/>
+          <w:numId w:val="1066"/>
         </w:numPr>
       </w:pPr>
       <w:r>
@@ -17427,7 +18026,7 @@
         <w:pStyle w:val="Compact"/>
         <w:numPr>
           <w:ilvl w:val="0"/>
-          <w:numId w:val="1065"/>
+          <w:numId w:val="1066"/>
         </w:numPr>
       </w:pPr>
       <w:r>
@@ -17451,7 +18050,7 @@
         <w:pStyle w:val="Compact"/>
         <w:numPr>
           <w:ilvl w:val="0"/>
-          <w:numId w:val="1066"/>
+          <w:numId w:val="1067"/>
         </w:numPr>
       </w:pPr>
       <w:r>
@@ -17479,22 +18078,25 @@
         <w:rPr>
           <w:rStyle w:val="VerbatimChar"/>
         </w:rPr>
-        <w:t xml:space="preserve">inactive</w:t>
-      </w:r>
-      <w:r>
-        <w:t xml:space="preserve">.</w:t>
-      </w:r>
-    </w:p>
-    <w:p>
-      <w:pPr>
-        <w:pStyle w:val="Compact"/>
-        <w:numPr>
-          <w:ilvl w:val="0"/>
-          <w:numId w:val="1066"/>
-        </w:numPr>
-      </w:pPr>
-      <w:r>
-        <w:t xml:space="preserve">Su membership</w:t>
+        <w:t xml:space="preserve">vacated</w:t>
+      </w:r>
+      <w:r>
+        <w:t xml:space="preserve"> </w:t>
+      </w:r>
+      <w:r>
+        <w:t xml:space="preserve">(rol dejado voluntariamente).</w:t>
+      </w:r>
+    </w:p>
+    <w:p>
+      <w:pPr>
+        <w:pStyle w:val="Compact"/>
+        <w:numPr>
+          <w:ilvl w:val="0"/>
+          <w:numId w:val="1067"/>
+        </w:numPr>
+      </w:pPr>
+      <w:r>
+        <w:t xml:space="preserve">Su línea</w:t>
       </w:r>
       <w:r>
         <w:t xml:space="preserve"> </w:t>
@@ -17509,27 +18111,15 @@
         <w:t xml:space="preserve"> </w:t>
       </w:r>
       <w:r>
-        <w:t xml:space="preserve">(que existía en paralelo) permanece</w:t>
-      </w:r>
-      <w:r>
-        <w:t xml:space="preserve"> </w:t>
-      </w:r>
-      <w:r>
-        <w:rPr>
-          <w:rStyle w:val="VerbatimChar"/>
-        </w:rPr>
-        <w:t xml:space="preserve">active</w:t>
-      </w:r>
-      <w:r>
-        <w:t xml:space="preserve">.</w:t>
-      </w:r>
-    </w:p>
-    <w:p>
-      <w:pPr>
-        <w:pStyle w:val="Compact"/>
-        <w:numPr>
-          <w:ilvl w:val="0"/>
-          <w:numId w:val="1066"/>
+        <w:t xml:space="preserve">— cerrada en su promoción a la coordinación (rol exclusivo, §5.6) — se reactiva.</w:t>
+      </w:r>
+    </w:p>
+    <w:p>
+      <w:pPr>
+        <w:pStyle w:val="Compact"/>
+        <w:numPr>
+          <w:ilvl w:val="0"/>
+          <w:numId w:val="1067"/>
         </w:numPr>
       </w:pPr>
       <w:r>
@@ -17541,7 +18131,7 @@
         <w:pStyle w:val="Compact"/>
         <w:numPr>
           <w:ilvl w:val="0"/>
-          <w:numId w:val="1066"/>
+          <w:numId w:val="1067"/>
         </w:numPr>
       </w:pPr>
       <w:r>
@@ -17553,7 +18143,7 @@
         <w:pStyle w:val="Compact"/>
         <w:numPr>
           <w:ilvl w:val="0"/>
-          <w:numId w:val="1066"/>
+          <w:numId w:val="1067"/>
         </w:numPr>
       </w:pPr>
       <w:r>
@@ -17652,7 +18242,7 @@
         <w:pStyle w:val="Compact"/>
         <w:numPr>
           <w:ilvl w:val="0"/>
-          <w:numId w:val="1067"/>
+          <w:numId w:val="1068"/>
         </w:numPr>
       </w:pPr>
       <w:r>
@@ -17689,7 +18279,7 @@
         <w:pStyle w:val="Compact"/>
         <w:numPr>
           <w:ilvl w:val="0"/>
-          <w:numId w:val="1067"/>
+          <w:numId w:val="1068"/>
         </w:numPr>
       </w:pPr>
       <w:r>
@@ -17714,7 +18304,7 @@
         <w:pStyle w:val="Compact"/>
         <w:numPr>
           <w:ilvl w:val="0"/>
-          <w:numId w:val="1067"/>
+          <w:numId w:val="1068"/>
         </w:numPr>
       </w:pPr>
       <w:r>
@@ -17726,7 +18316,7 @@
         <w:pStyle w:val="Compact"/>
         <w:numPr>
           <w:ilvl w:val="0"/>
-          <w:numId w:val="1067"/>
+          <w:numId w:val="1068"/>
         </w:numPr>
       </w:pPr>
       <w:r>
@@ -17738,7 +18328,7 @@
         <w:pStyle w:val="Compact"/>
         <w:numPr>
           <w:ilvl w:val="0"/>
-          <w:numId w:val="1067"/>
+          <w:numId w:val="1068"/>
         </w:numPr>
       </w:pPr>
       <w:r>
@@ -17762,7 +18352,7 @@
         <w:pStyle w:val="Compact"/>
         <w:numPr>
           <w:ilvl w:val="0"/>
-          <w:numId w:val="1068"/>
+          <w:numId w:val="1069"/>
         </w:numPr>
       </w:pPr>
       <w:r>
@@ -17798,7 +18388,7 @@
         <w:pStyle w:val="Compact"/>
         <w:numPr>
           <w:ilvl w:val="0"/>
-          <w:numId w:val="1068"/>
+          <w:numId w:val="1069"/>
         </w:numPr>
       </w:pPr>
       <w:r>
@@ -17820,7 +18410,7 @@
         <w:pStyle w:val="Compact"/>
         <w:numPr>
           <w:ilvl w:val="0"/>
-          <w:numId w:val="1068"/>
+          <w:numId w:val="1069"/>
         </w:numPr>
       </w:pPr>
       <w:r>
@@ -17850,7 +18440,7 @@
         <w:pStyle w:val="Compact"/>
         <w:numPr>
           <w:ilvl w:val="0"/>
-          <w:numId w:val="1068"/>
+          <w:numId w:val="1069"/>
         </w:numPr>
       </w:pPr>
       <w:r>
@@ -17862,7 +18452,7 @@
         <w:pStyle w:val="Compact"/>
         <w:numPr>
           <w:ilvl w:val="0"/>
-          <w:numId w:val="1068"/>
+          <w:numId w:val="1069"/>
         </w:numPr>
       </w:pPr>
       <w:r>
@@ -17898,7 +18488,7 @@
         <w:pStyle w:val="Compact"/>
         <w:numPr>
           <w:ilvl w:val="0"/>
-          <w:numId w:val="1069"/>
+          <w:numId w:val="1070"/>
         </w:numPr>
       </w:pPr>
       <w:r>
@@ -17910,7 +18500,7 @@
         <w:pStyle w:val="Compact"/>
         <w:numPr>
           <w:ilvl w:val="0"/>
-          <w:numId w:val="1069"/>
+          <w:numId w:val="1070"/>
         </w:numPr>
       </w:pPr>
       <w:r>
@@ -17922,7 +18512,7 @@
         <w:pStyle w:val="Compact"/>
         <w:numPr>
           <w:ilvl w:val="0"/>
-          <w:numId w:val="1069"/>
+          <w:numId w:val="1070"/>
         </w:numPr>
       </w:pPr>
       <w:r>
@@ -17934,7 +18524,7 @@
         <w:pStyle w:val="Compact"/>
         <w:numPr>
           <w:ilvl w:val="0"/>
-          <w:numId w:val="1069"/>
+          <w:numId w:val="1070"/>
         </w:numPr>
       </w:pPr>
       <w:r>
@@ -17969,7 +18559,58 @@
         <w:rPr>
           <w:rStyle w:val="VerbatimChar"/>
         </w:rPr>
-        <w:t xml:space="preserve">inactive</w:t>
+        <w:t xml:space="preserve">removed</w:t>
+      </w:r>
+      <w:r>
+        <w:t xml:space="preserve">; su línea</w:t>
+      </w:r>
+      <w:r>
+        <w:t xml:space="preserve"> </w:t>
+      </w:r>
+      <w:r>
+        <w:rPr>
+          <w:rStyle w:val="VerbatimChar"/>
+        </w:rPr>
+        <w:t xml:space="preserve">reader</w:t>
+      </w:r>
+      <w:r>
+        <w:t xml:space="preserve"> </w:t>
+      </w:r>
+      <w:r>
+        <w:t xml:space="preserve">se reactiva (deja el equipo, no la biblio).</w:t>
+      </w:r>
+    </w:p>
+    <w:p>
+      <w:pPr>
+        <w:pStyle w:val="Compact"/>
+        <w:numPr>
+          <w:ilvl w:val="0"/>
+          <w:numId w:val="1070"/>
+        </w:numPr>
+      </w:pPr>
+      <w:r>
+        <w:t xml:space="preserve">Mail final a Karl + a la coordinación.</w:t>
+      </w:r>
+    </w:p>
+    <w:p>
+      <w:pPr>
+        <w:pStyle w:val="Compact"/>
+        <w:numPr>
+          <w:ilvl w:val="0"/>
+          <w:numId w:val="1070"/>
+        </w:numPr>
+      </w:pPr>
+      <w:r>
+        <w:t xml:space="preserve">Audit log:</w:t>
+      </w:r>
+      <w:r>
+        <w:t xml:space="preserve"> </w:t>
+      </w:r>
+      <w:r>
+        <w:rPr>
+          <w:rStyle w:val="VerbatimChar"/>
+        </w:rPr>
+        <w:t xml:space="preserve">2026-05-12 — paso automático a removed (razón: pending_removal expirado, cron) — actor: NULL</w:t>
       </w:r>
       <w:r>
         <w:t xml:space="preserve">.</w:t>
@@ -17977,35 +18618,51 @@
     </w:p>
     <w:p>
       <w:pPr>
-        <w:pStyle w:val="Compact"/>
-        <w:numPr>
-          <w:ilvl w:val="0"/>
-          <w:numId w:val="1069"/>
-        </w:numPr>
-      </w:pPr>
-      <w:r>
-        <w:t xml:space="preserve">Mail final a Karl + a la coordinación.</w:t>
-      </w:r>
-    </w:p>
-    <w:p>
-      <w:pPr>
-        <w:pStyle w:val="Compact"/>
-        <w:numPr>
-          <w:ilvl w:val="0"/>
-          <w:numId w:val="1069"/>
-        </w:numPr>
-      </w:pPr>
-      <w:r>
-        <w:t xml:space="preserve">Audit log:</w:t>
-      </w:r>
-      <w:r>
-        <w:t xml:space="preserve"> </w:t>
-      </w:r>
-      <w:r>
-        <w:rPr>
-          <w:rStyle w:val="VerbatimChar"/>
-        </w:rPr>
-        <w:t xml:space="preserve">2026-05-12 — paso automático a inactive (razón: pending_removal expirado, cron) — actor: NULL</w:t>
+        <w:pStyle w:val="FirstParagraph"/>
+      </w:pPr>
+      <w:r>
+        <w:rPr>
+          <w:b/>
+          <w:bCs/>
+        </w:rPr>
+        <w:t xml:space="preserve">Comentario.</w:t>
+      </w:r>
+    </w:p>
+    <w:p>
+      <w:pPr>
+        <w:pStyle w:val="BodyText"/>
+      </w:pPr>
+      <w:r>
+        <w:t xml:space="preserve">Es el caso de la exclusión colectiva. Tres elementos políticos a destacar:</w:t>
+      </w:r>
+    </w:p>
+    <w:p>
+      <w:pPr>
+        <w:pStyle w:val="Compact"/>
+        <w:numPr>
+          <w:ilvl w:val="0"/>
+          <w:numId w:val="1071"/>
+        </w:numPr>
+      </w:pPr>
+      <w:r>
+        <w:rPr>
+          <w:b/>
+          <w:bCs/>
+        </w:rPr>
+        <w:t xml:space="preserve">La carencia funcionó como posible salvaguarda</w:t>
+      </w:r>
+      <w:r>
+        <w:t xml:space="preserve">, sin ser utilizada. Lucy y Emma podrían haber cancelado; no lo hicieron. El hecho de que nadie haya cancelado es en sí mismo una</w:t>
+      </w:r>
+      <w:r>
+        <w:t xml:space="preserve"> </w:t>
+      </w:r>
+      <w:r>
+        <w:rPr>
+          <w:b/>
+          <w:bCs/>
+        </w:rPr>
+        <w:t xml:space="preserve">deliberación implícita</w:t>
       </w:r>
       <w:r>
         <w:t xml:space="preserve">.</w:t>
@@ -18013,62 +18670,10 @@
     </w:p>
     <w:p>
       <w:pPr>
-        <w:pStyle w:val="FirstParagraph"/>
-      </w:pPr>
-      <w:r>
-        <w:rPr>
-          <w:b/>
-          <w:bCs/>
-        </w:rPr>
-        <w:t xml:space="preserve">Comentario.</w:t>
-      </w:r>
-    </w:p>
-    <w:p>
-      <w:pPr>
-        <w:pStyle w:val="BodyText"/>
-      </w:pPr>
-      <w:r>
-        <w:t xml:space="preserve">Es el caso de la exclusión colectiva. Tres elementos políticos a destacar:</w:t>
-      </w:r>
-    </w:p>
-    <w:p>
-      <w:pPr>
-        <w:pStyle w:val="Compact"/>
-        <w:numPr>
-          <w:ilvl w:val="0"/>
-          <w:numId w:val="1070"/>
-        </w:numPr>
-      </w:pPr>
-      <w:r>
-        <w:rPr>
-          <w:b/>
-          <w:bCs/>
-        </w:rPr>
-        <w:t xml:space="preserve">La carencia funcionó como posible salvaguarda</w:t>
-      </w:r>
-      <w:r>
-        <w:t xml:space="preserve">, sin ser utilizada. Lucy y Emma podrían haber cancelado; no lo hicieron. El hecho de que nadie haya cancelado es en sí mismo una</w:t>
-      </w:r>
-      <w:r>
-        <w:t xml:space="preserve"> </w:t>
-      </w:r>
-      <w:r>
-        <w:rPr>
-          <w:b/>
-          <w:bCs/>
-        </w:rPr>
-        <w:t xml:space="preserve">deliberación implícita</w:t>
-      </w:r>
-      <w:r>
-        <w:t xml:space="preserve">.</w:t>
-      </w:r>
-    </w:p>
-    <w:p>
-      <w:pPr>
-        <w:pStyle w:val="Compact"/>
-        <w:numPr>
-          <w:ilvl w:val="0"/>
-          <w:numId w:val="1070"/>
+        <w:pStyle w:val="Compact"/>
+        <w:numPr>
+          <w:ilvl w:val="0"/>
+          <w:numId w:val="1071"/>
         </w:numPr>
       </w:pPr>
       <w:r>
@@ -18090,7 +18695,7 @@
         <w:pStyle w:val="Compact"/>
         <w:numPr>
           <w:ilvl w:val="0"/>
-          <w:numId w:val="1070"/>
+          <w:numId w:val="1071"/>
         </w:numPr>
       </w:pPr>
       <w:r>
@@ -18167,7 +18772,7 @@
         <w:pStyle w:val="Compact"/>
         <w:numPr>
           <w:ilvl w:val="0"/>
-          <w:numId w:val="1071"/>
+          <w:numId w:val="1072"/>
         </w:numPr>
       </w:pPr>
       <w:r>
@@ -18204,7 +18809,7 @@
         <w:pStyle w:val="Compact"/>
         <w:numPr>
           <w:ilvl w:val="0"/>
-          <w:numId w:val="1071"/>
+          <w:numId w:val="1072"/>
         </w:numPr>
       </w:pPr>
       <w:r>
@@ -18229,7 +18834,7 @@
         <w:pStyle w:val="Compact"/>
         <w:numPr>
           <w:ilvl w:val="0"/>
-          <w:numId w:val="1071"/>
+          <w:numId w:val="1072"/>
         </w:numPr>
       </w:pPr>
       <w:r>
@@ -18257,7 +18862,7 @@
         <w:pStyle w:val="Compact"/>
         <w:numPr>
           <w:ilvl w:val="0"/>
-          <w:numId w:val="1071"/>
+          <w:numId w:val="1072"/>
         </w:numPr>
       </w:pPr>
       <w:r>
@@ -18269,7 +18874,7 @@
         <w:pStyle w:val="Compact"/>
         <w:numPr>
           <w:ilvl w:val="0"/>
-          <w:numId w:val="1071"/>
+          <w:numId w:val="1072"/>
         </w:numPr>
       </w:pPr>
       <w:r>
@@ -18293,7 +18898,7 @@
         <w:pStyle w:val="Compact"/>
         <w:numPr>
           <w:ilvl w:val="0"/>
-          <w:numId w:val="1072"/>
+          <w:numId w:val="1073"/>
         </w:numPr>
       </w:pPr>
       <w:r>
@@ -18317,7 +18922,7 @@
         <w:pStyle w:val="Compact"/>
         <w:numPr>
           <w:ilvl w:val="0"/>
-          <w:numId w:val="1072"/>
+          <w:numId w:val="1073"/>
         </w:numPr>
       </w:pPr>
       <w:r>
@@ -18339,7 +18944,7 @@
         <w:pStyle w:val="Compact"/>
         <w:numPr>
           <w:ilvl w:val="0"/>
-          <w:numId w:val="1072"/>
+          <w:numId w:val="1073"/>
         </w:numPr>
       </w:pPr>
       <w:r>
@@ -18364,7 +18969,7 @@
         <w:pStyle w:val="Compact"/>
         <w:numPr>
           <w:ilvl w:val="0"/>
-          <w:numId w:val="1072"/>
+          <w:numId w:val="1073"/>
         </w:numPr>
       </w:pPr>
       <w:r>
@@ -18376,7 +18981,7 @@
         <w:pStyle w:val="Compact"/>
         <w:numPr>
           <w:ilvl w:val="0"/>
-          <w:numId w:val="1072"/>
+          <w:numId w:val="1073"/>
         </w:numPr>
       </w:pPr>
       <w:r>
@@ -18412,7 +19017,7 @@
         <w:pStyle w:val="Compact"/>
         <w:numPr>
           <w:ilvl w:val="0"/>
-          <w:numId w:val="1073"/>
+          <w:numId w:val="1074"/>
         </w:numPr>
       </w:pPr>
       <w:r>
@@ -18431,7 +19036,7 @@
         <w:pStyle w:val="Compact"/>
         <w:numPr>
           <w:ilvl w:val="0"/>
-          <w:numId w:val="1073"/>
+          <w:numId w:val="1074"/>
         </w:numPr>
       </w:pPr>
       <w:r>
@@ -18450,7 +19055,7 @@
         <w:pStyle w:val="Compact"/>
         <w:numPr>
           <w:ilvl w:val="0"/>
-          <w:numId w:val="1073"/>
+          <w:numId w:val="1074"/>
         </w:numPr>
       </w:pPr>
       <w:r>
@@ -18469,7 +19074,7 @@
         <w:pStyle w:val="Compact"/>
         <w:numPr>
           <w:ilvl w:val="0"/>
-          <w:numId w:val="1073"/>
+          <w:numId w:val="1074"/>
         </w:numPr>
       </w:pPr>
       <w:r>
@@ -18488,7 +19093,7 @@
         <w:pStyle w:val="Compact"/>
         <w:numPr>
           <w:ilvl w:val="0"/>
-          <w:numId w:val="1073"/>
+          <w:numId w:val="1074"/>
         </w:numPr>
       </w:pPr>
       <w:r>
@@ -18600,7 +19205,7 @@
         <w:pStyle w:val="Compact"/>
         <w:numPr>
           <w:ilvl w:val="0"/>
-          <w:numId w:val="1074"/>
+          <w:numId w:val="1075"/>
         </w:numPr>
       </w:pPr>
       <w:r>
@@ -18650,7 +19255,7 @@
         <w:pStyle w:val="Compact"/>
         <w:numPr>
           <w:ilvl w:val="0"/>
-          <w:numId w:val="1074"/>
+          <w:numId w:val="1075"/>
         </w:numPr>
       </w:pPr>
       <w:r>
@@ -18694,7 +19299,7 @@
         <w:pStyle w:val="Compact"/>
         <w:numPr>
           <w:ilvl w:val="0"/>
-          <w:numId w:val="1074"/>
+          <w:numId w:val="1075"/>
         </w:numPr>
       </w:pPr>
       <w:r>
@@ -18718,7 +19323,7 @@
         <w:pStyle w:val="Compact"/>
         <w:numPr>
           <w:ilvl w:val="0"/>
-          <w:numId w:val="1075"/>
+          <w:numId w:val="1076"/>
         </w:numPr>
       </w:pPr>
       <w:r>
@@ -18731,7 +19336,7 @@
         <w:rPr>
           <w:rStyle w:val="VerbatimChar"/>
         </w:rPr>
-        <w:t xml:space="preserve">inactive</w:t>
+        <w:t xml:space="preserve">vacated</w:t>
       </w:r>
       <w:r>
         <w:t xml:space="preserve">.</w:t>
@@ -18742,7 +19347,7 @@
         <w:pStyle w:val="Compact"/>
         <w:numPr>
           <w:ilvl w:val="0"/>
-          <w:numId w:val="1075"/>
+          <w:numId w:val="1076"/>
         </w:numPr>
       </w:pPr>
       <w:r>
@@ -18754,7 +19359,7 @@
         <w:pStyle w:val="Compact"/>
         <w:numPr>
           <w:ilvl w:val="0"/>
-          <w:numId w:val="1075"/>
+          <w:numId w:val="1076"/>
         </w:numPr>
       </w:pPr>
       <w:r>
@@ -18781,7 +19386,7 @@
         <w:pStyle w:val="Compact"/>
         <w:numPr>
           <w:ilvl w:val="0"/>
-          <w:numId w:val="1075"/>
+          <w:numId w:val="1076"/>
         </w:numPr>
       </w:pPr>
       <w:r>
@@ -18800,7 +19405,7 @@
         <w:pStyle w:val="Compact"/>
         <w:numPr>
           <w:ilvl w:val="0"/>
-          <w:numId w:val="1075"/>
+          <w:numId w:val="1076"/>
         </w:numPr>
       </w:pPr>
       <w:r>
@@ -18836,7 +19441,7 @@
         <w:pStyle w:val="Compact"/>
         <w:numPr>
           <w:ilvl w:val="0"/>
-          <w:numId w:val="1076"/>
+          <w:numId w:val="1077"/>
         </w:numPr>
       </w:pPr>
       <w:r>
@@ -18863,7 +19468,7 @@
         <w:pStyle w:val="Compact"/>
         <w:numPr>
           <w:ilvl w:val="0"/>
-          <w:numId w:val="1076"/>
+          <w:numId w:val="1077"/>
         </w:numPr>
       </w:pPr>
       <w:r>
@@ -18875,17 +19480,53 @@
         <w:pStyle w:val="Compact"/>
         <w:numPr>
           <w:ilvl w:val="0"/>
-          <w:numId w:val="1076"/>
-        </w:numPr>
-      </w:pPr>
-      <w:r>
-        <w:t xml:space="preserve">16 de mayo: Xavier (u otre coordinadore de la BLMF que ya no existe en este caso, por lo tanto Xavier en su derecho transversal) coop</w:t>
-      </w:r>
-      <w:r>
-        <w:softHyphen/>
-      </w:r>
-      <w:r>
-        <w:t xml:space="preserve">ta a Voltairine como coordinadora.</w:t>
+          <w:numId w:val="1077"/>
+        </w:numPr>
+      </w:pPr>
+      <w:r>
+        <w:t xml:space="preserve">16 de mayo: Xavier, en su derecho transversal (ya no queda coordinadore de la BLMF para hacerlo),</w:t>
+      </w:r>
+      <w:r>
+        <w:t xml:space="preserve"> </w:t>
+      </w:r>
+      <w:r>
+        <w:rPr>
+          <w:b/>
+          <w:bCs/>
+        </w:rPr>
+        <w:t xml:space="preserve">deposita la propuesta de coordinación</w:t>
+      </w:r>
+      <w:r>
+        <w:t xml:space="preserve"> </w:t>
+      </w:r>
+      <w:r>
+        <w:t xml:space="preserve">dirigida a Voltairine — librarian activa, la precondición T2 se cumple. Friedrich</w:t>
+      </w:r>
+      <w:r>
+        <w:t xml:space="preserve"> </w:t>
+      </w:r>
+      <w:r>
+        <w:rPr>
+          <w:b/>
+          <w:bCs/>
+        </w:rPr>
+        <w:t xml:space="preserve">respalda</w:t>
+      </w:r>
+      <w:r>
+        <w:t xml:space="preserve">, Voltairine</w:t>
+      </w:r>
+      <w:r>
+        <w:t xml:space="preserve"> </w:t>
+      </w:r>
+      <w:r>
+        <w:rPr>
+          <w:b/>
+          <w:bCs/>
+        </w:rPr>
+        <w:t xml:space="preserve">acepta</w:t>
+      </w:r>
+      <w:r>
+        <w:t xml:space="preserve">: incluso en una recuperación de admin de red, el circuito colegiado se aplica íntegramente — Xavier no puede « fabricar » una coordinadora en solitario.</w:t>
       </w:r>
       <w:r>
         <w:t xml:space="preserve"> </w:t>
@@ -18898,7 +19539,7 @@
         <w:t xml:space="preserve">Información previa obligatoria</w:t>
       </w:r>
       <w:r>
-        <w:t xml:space="preserve">: Xavier escribió a Friedrich y Voltairine 2 días antes para anunciar la acción. Una vez realizada, la acción queda registrada en</w:t>
+        <w:t xml:space="preserve">: Xavier escribió a Friedrich y Voltairine 2 días antes para anunciar el depósito. La acción queda registrada en</w:t>
       </w:r>
       <w:r>
         <w:t xml:space="preserve"> </w:t>
@@ -19061,7 +19702,7 @@
         <w:pStyle w:val="Compact"/>
         <w:numPr>
           <w:ilvl w:val="0"/>
-          <w:numId w:val="1077"/>
+          <w:numId w:val="1078"/>
         </w:numPr>
       </w:pPr>
       <w:r>
@@ -19098,7 +19739,7 @@
         <w:pStyle w:val="Compact"/>
         <w:numPr>
           <w:ilvl w:val="0"/>
-          <w:numId w:val="1077"/>
+          <w:numId w:val="1078"/>
         </w:numPr>
       </w:pPr>
       <w:r>
@@ -19110,7 +19751,7 @@
         <w:pStyle w:val="Compact"/>
         <w:numPr>
           <w:ilvl w:val="0"/>
-          <w:numId w:val="1077"/>
+          <w:numId w:val="1078"/>
         </w:numPr>
       </w:pPr>
       <w:r>
@@ -19122,7 +19763,7 @@
         <w:pStyle w:val="Compact"/>
         <w:numPr>
           <w:ilvl w:val="0"/>
-          <w:numId w:val="1077"/>
+          <w:numId w:val="1078"/>
         </w:numPr>
       </w:pPr>
       <w:r>
@@ -19146,7 +19787,7 @@
         <w:pStyle w:val="Compact"/>
         <w:numPr>
           <w:ilvl w:val="0"/>
-          <w:numId w:val="1078"/>
+          <w:numId w:val="1079"/>
         </w:numPr>
       </w:pPr>
       <w:r>
@@ -19182,7 +19823,7 @@
         <w:pStyle w:val="Compact"/>
         <w:numPr>
           <w:ilvl w:val="0"/>
-          <w:numId w:val="1078"/>
+          <w:numId w:val="1079"/>
         </w:numPr>
       </w:pPr>
       <w:r>
@@ -19209,7 +19850,7 @@
         <w:pStyle w:val="Compact"/>
         <w:numPr>
           <w:ilvl w:val="0"/>
-          <w:numId w:val="1078"/>
+          <w:numId w:val="1079"/>
         </w:numPr>
       </w:pPr>
       <w:r>
@@ -19233,7 +19874,7 @@
         <w:pStyle w:val="Compact"/>
         <w:numPr>
           <w:ilvl w:val="0"/>
-          <w:numId w:val="1079"/>
+          <w:numId w:val="1080"/>
         </w:numPr>
       </w:pPr>
       <w:r>
@@ -19273,7 +19914,7 @@
         <w:pStyle w:val="Compact"/>
         <w:numPr>
           <w:ilvl w:val="0"/>
-          <w:numId w:val="1079"/>
+          <w:numId w:val="1080"/>
         </w:numPr>
       </w:pPr>
       <w:r>
@@ -19325,7 +19966,7 @@
         <w:pStyle w:val="Compact"/>
         <w:numPr>
           <w:ilvl w:val="0"/>
-          <w:numId w:val="1080"/>
+          <w:numId w:val="1081"/>
         </w:numPr>
       </w:pPr>
       <w:r>
@@ -19349,7 +19990,7 @@
         <w:pStyle w:val="Compact"/>
         <w:numPr>
           <w:ilvl w:val="0"/>
-          <w:numId w:val="1080"/>
+          <w:numId w:val="1081"/>
         </w:numPr>
       </w:pPr>
       <w:r>
@@ -19370,7 +20011,7 @@
         <w:pStyle w:val="Compact"/>
         <w:numPr>
           <w:ilvl w:val="0"/>
-          <w:numId w:val="1080"/>
+          <w:numId w:val="1081"/>
         </w:numPr>
       </w:pPr>
       <w:r>
@@ -19382,7 +20023,7 @@
         <w:pStyle w:val="Compact"/>
         <w:numPr>
           <w:ilvl w:val="0"/>
-          <w:numId w:val="1080"/>
+          <w:numId w:val="1081"/>
         </w:numPr>
       </w:pPr>
       <w:r>
@@ -19394,7 +20035,7 @@
         <w:pStyle w:val="Compact"/>
         <w:numPr>
           <w:ilvl w:val="0"/>
-          <w:numId w:val="1080"/>
+          <w:numId w:val="1081"/>
         </w:numPr>
       </w:pPr>
       <w:r>
@@ -19824,7 +20465,7 @@
         <w:rPr>
           <w:rStyle w:val="VerbatimChar"/>
         </w:rPr>
-        <w:t xml:space="preserve">inactive</w:t>
+        <w:t xml:space="preserve">removed</w:t>
       </w:r>
       <w:r>
         <w:t xml:space="preserve"> </w:t>
@@ -19896,7 +20537,23 @@
         <w:t xml:space="preserve"> </w:t>
       </w:r>
       <w:r>
-        <w:t xml:space="preserve">que expresa la vinculación de una persona a una biblio en un rol dado. Una persona puede tener varias memberships en una biblio (multi-membership).</w:t>
+        <w:t xml:space="preserve">que expresa la vinculación de una persona a una biblio en un rol dado. Una persona puede tener varias líneas en una biblio (su historia), pero</w:t>
+      </w:r>
+      <w:r>
+        <w:t xml:space="preserve"> </w:t>
+      </w:r>
+      <w:r>
+        <w:rPr>
+          <w:b/>
+          <w:bCs/>
+        </w:rPr>
+        <w:t xml:space="preserve">solo una activa</w:t>
+      </w:r>
+      <w:r>
+        <w:t xml:space="preserve"> </w:t>
+      </w:r>
+      <w:r>
+        <w:t xml:space="preserve">a la vez (rol exclusivo, cf. §5.6).</w:t>
       </w:r>
     </w:p>
     <w:p>
@@ -19914,7 +20571,23 @@
         <w:t xml:space="preserve"> </w:t>
       </w:r>
       <w:r>
-        <w:t xml:space="preserve">— Posibilidad de tener varias líneas de membership para una misma persona en una misma biblio, con roles diferentes.</w:t>
+        <w:t xml:space="preserve">— Modelo histórico en el que una misma persona podía tener varias líneas de membership</w:t>
+      </w:r>
+      <w:r>
+        <w:t xml:space="preserve"> </w:t>
+      </w:r>
+      <w:r>
+        <w:rPr>
+          <w:i/>
+          <w:iCs/>
+        </w:rPr>
+        <w:t xml:space="preserve">activas</w:t>
+      </w:r>
+      <w:r>
+        <w:t xml:space="preserve"> </w:t>
+      </w:r>
+      <w:r>
+        <w:t xml:space="preserve">en una misma biblio, con roles diferentes. Abandonado en mayo de 2026 en favor del rol exclusivo (§5.6).</w:t>
       </w:r>
     </w:p>
     <w:p>
@@ -20240,29 +20913,447 @@
               <w:rPr>
                 <w:rStyle w:val="VerbatimChar"/>
               </w:rPr>
-              <w:t xml:space="preserve">fn_team_promote_to_librarian</w:t>
-            </w:r>
-          </w:p>
-        </w:tc>
-        <w:tc>
-          <w:tcPr/>
-          <w:p>
-            <w:pPr>
-              <w:pStyle w:val="Compact"/>
-            </w:pPr>
-            <w:r>
-              <w:t xml:space="preserve">T1</w:t>
-            </w:r>
-          </w:p>
-        </w:tc>
-        <w:tc>
-          <w:tcPr/>
-          <w:p>
-            <w:pPr>
-              <w:pStyle w:val="Compact"/>
-            </w:pPr>
-            <w:r>
-              <w:t xml:space="preserve">Cooptación</w:t>
+              <w:t xml:space="preserve">fn_team_propose_invitation</w:t>
+            </w:r>
+          </w:p>
+        </w:tc>
+        <w:tc>
+          <w:tcPr/>
+          <w:p>
+            <w:pPr>
+              <w:pStyle w:val="Compact"/>
+            </w:pPr>
+            <w:r>
+              <w:t xml:space="preserve">T1, T2, T2b</w:t>
+            </w:r>
+          </w:p>
+        </w:tc>
+        <w:tc>
+          <w:tcPr/>
+          <w:p>
+            <w:pPr>
+              <w:pStyle w:val="Compact"/>
+            </w:pPr>
+            <w:r>
+              <w:t xml:space="preserve">Depositar una propuesta (acogida o coordinación)</w:t>
+            </w:r>
+          </w:p>
+        </w:tc>
+      </w:tr>
+      <w:tr>
+        <w:tc>
+          <w:tcPr/>
+          <w:p>
+            <w:pPr>
+              <w:pStyle w:val="Compact"/>
+            </w:pPr>
+            <w:r>
+              <w:rPr>
+                <w:rStyle w:val="VerbatimChar"/>
+              </w:rPr>
+              <w:t xml:space="preserve">fn_team_ratify_invitation</w:t>
+            </w:r>
+          </w:p>
+        </w:tc>
+        <w:tc>
+          <w:tcPr/>
+          <w:p>
+            <w:pPr>
+              <w:pStyle w:val="Compact"/>
+            </w:pPr>
+            <w:r>
+              <w:t xml:space="preserve">T1, T2, T2b</w:t>
+            </w:r>
+          </w:p>
+        </w:tc>
+        <w:tc>
+          <w:tcPr/>
+          <w:p>
+            <w:pPr>
+              <w:pStyle w:val="Compact"/>
+            </w:pPr>
+            <w:r>
+              <w:t xml:space="preserve">Respaldar una propuesta (quórum)</w:t>
+            </w:r>
+          </w:p>
+        </w:tc>
+      </w:tr>
+      <w:tr>
+        <w:tc>
+          <w:tcPr/>
+          <w:p>
+            <w:pPr>
+              <w:pStyle w:val="Compact"/>
+            </w:pPr>
+            <w:r>
+              <w:rPr>
+                <w:rStyle w:val="VerbatimChar"/>
+              </w:rPr>
+              <w:t xml:space="preserve">fn_team_accept_invitation</w:t>
+            </w:r>
+          </w:p>
+        </w:tc>
+        <w:tc>
+          <w:tcPr/>
+          <w:p>
+            <w:pPr>
+              <w:pStyle w:val="Compact"/>
+            </w:pPr>
+            <w:r>
+              <w:t xml:space="preserve">T1, T2, T2b</w:t>
+            </w:r>
+          </w:p>
+        </w:tc>
+        <w:tc>
+          <w:tcPr/>
+          <w:p>
+            <w:pPr>
+              <w:pStyle w:val="Compact"/>
+            </w:pPr>
+            <w:r>
+              <w:t xml:space="preserve">Aceptar la carga — es este gesto el que promueve</w:t>
+            </w:r>
+          </w:p>
+        </w:tc>
+      </w:tr>
+      <w:tr>
+        <w:tc>
+          <w:tcPr/>
+          <w:p>
+            <w:pPr>
+              <w:pStyle w:val="Compact"/>
+            </w:pPr>
+            <w:r>
+              <w:rPr>
+                <w:rStyle w:val="VerbatimChar"/>
+              </w:rPr>
+              <w:t xml:space="preserve">fn_team_decline_invitation</w:t>
+            </w:r>
+          </w:p>
+        </w:tc>
+        <w:tc>
+          <w:tcPr/>
+          <w:p>
+            <w:pPr>
+              <w:pStyle w:val="Compact"/>
+            </w:pPr>
+            <w:r>
+              <w:t xml:space="preserve">T1, T2, T2b</w:t>
+            </w:r>
+          </w:p>
+        </w:tc>
+        <w:tc>
+          <w:tcPr/>
+          <w:p>
+            <w:pPr>
+              <w:pStyle w:val="Compact"/>
+            </w:pPr>
+            <w:r>
+              <w:t xml:space="preserve">Rechazar la carga (no cuesta nada)</w:t>
+            </w:r>
+          </w:p>
+        </w:tc>
+      </w:tr>
+      <w:tr>
+        <w:tc>
+          <w:tcPr/>
+          <w:p>
+            <w:pPr>
+              <w:pStyle w:val="Compact"/>
+            </w:pPr>
+            <w:r>
+              <w:rPr>
+                <w:rStyle w:val="VerbatimChar"/>
+              </w:rPr>
+              <w:t xml:space="preserve">fn_team_revoke_invitation</w:t>
+            </w:r>
+          </w:p>
+        </w:tc>
+        <w:tc>
+          <w:tcPr/>
+          <w:p>
+            <w:pPr>
+              <w:pStyle w:val="Compact"/>
+            </w:pPr>
+            <w:r>
+              <w:t xml:space="preserve">T1, T2, T2b</w:t>
+            </w:r>
+          </w:p>
+        </w:tc>
+        <w:tc>
+          <w:tcPr/>
+          <w:p>
+            <w:pPr>
+              <w:pStyle w:val="Compact"/>
+            </w:pPr>
+            <w:r>
+              <w:t xml:space="preserve">Revocar una propuesta depositada por error</w:t>
+            </w:r>
+          </w:p>
+        </w:tc>
+      </w:tr>
+      <w:tr>
+        <w:tc>
+          <w:tcPr/>
+          <w:p>
+            <w:pPr>
+              <w:pStyle w:val="Compact"/>
+            </w:pPr>
+            <w:r>
+              <w:rPr>
+                <w:rStyle w:val="VerbatimChar"/>
+              </w:rPr>
+              <w:t xml:space="preserve">fn_team_expire_invitations</w:t>
+            </w:r>
+          </w:p>
+        </w:tc>
+        <w:tc>
+          <w:tcPr/>
+          <w:p>
+            <w:pPr>
+              <w:pStyle w:val="Compact"/>
+            </w:pPr>
+            <w:r>
+              <w:t xml:space="preserve">T1, T2, T2b</w:t>
+            </w:r>
+          </w:p>
+        </w:tc>
+        <w:tc>
+          <w:tcPr/>
+          <w:p>
+            <w:pPr>
+              <w:pStyle w:val="Compact"/>
+            </w:pPr>
+            <w:r>
+              <w:t xml:space="preserve">Cron: caducidad de las propuestas (30 días)</w:t>
+            </w:r>
+          </w:p>
+        </w:tc>
+      </w:tr>
+      <w:tr>
+        <w:tc>
+          <w:tcPr/>
+          <w:p>
+            <w:pPr>
+              <w:pStyle w:val="Compact"/>
+            </w:pPr>
+            <w:r>
+              <w:rPr>
+                <w:rStyle w:val="VerbatimChar"/>
+              </w:rPr>
+              <w:t xml:space="preserve">fn_team_self_demote</w:t>
+            </w:r>
+          </w:p>
+        </w:tc>
+        <w:tc>
+          <w:tcPr/>
+          <w:p>
+            <w:pPr>
+              <w:pStyle w:val="Compact"/>
+            </w:pPr>
+            <w:r>
+              <w:t xml:space="preserve">T3, T4</w:t>
+            </w:r>
+          </w:p>
+        </w:tc>
+        <w:tc>
+          <w:tcPr/>
+          <w:p>
+            <w:pPr>
+              <w:pStyle w:val="Compact"/>
+            </w:pPr>
+            <w:r>
+              <w:t xml:space="preserve">Auto-degradación (« paso la posta »)</w:t>
+            </w:r>
+          </w:p>
+        </w:tc>
+      </w:tr>
+      <w:tr>
+        <w:tc>
+          <w:tcPr/>
+          <w:p>
+            <w:pPr>
+              <w:pStyle w:val="Compact"/>
+            </w:pPr>
+            <w:r>
+              <w:rPr>
+                <w:rStyle w:val="VerbatimChar"/>
+              </w:rPr>
+              <w:t xml:space="preserve">fn_team_request_remove_member</w:t>
+            </w:r>
+          </w:p>
+        </w:tc>
+        <w:tc>
+          <w:tcPr/>
+          <w:p>
+            <w:pPr>
+              <w:pStyle w:val="Compact"/>
+            </w:pPr>
+            <w:r>
+              <w:t xml:space="preserve">T5</w:t>
+            </w:r>
+          </w:p>
+        </w:tc>
+        <w:tc>
+          <w:tcPr/>
+          <w:p>
+            <w:pPr>
+              <w:pStyle w:val="Compact"/>
+            </w:pPr>
+            <w:r>
+              <w:t xml:space="preserve">Solicitud de baja con carencia de 7 días</w:t>
+            </w:r>
+          </w:p>
+        </w:tc>
+      </w:tr>
+      <w:tr>
+        <w:tc>
+          <w:tcPr/>
+          <w:p>
+            <w:pPr>
+              <w:pStyle w:val="Compact"/>
+            </w:pPr>
+            <w:r>
+              <w:rPr>
+                <w:rStyle w:val="VerbatimChar"/>
+              </w:rPr>
+              <w:t xml:space="preserve">fn_team_cancel_remove_member</w:t>
+            </w:r>
+          </w:p>
+        </w:tc>
+        <w:tc>
+          <w:tcPr/>
+          <w:p>
+            <w:pPr>
+              <w:pStyle w:val="Compact"/>
+            </w:pPr>
+            <w:r>
+              <w:t xml:space="preserve">T8</w:t>
+            </w:r>
+          </w:p>
+        </w:tc>
+        <w:tc>
+          <w:tcPr/>
+          <w:p>
+            <w:pPr>
+              <w:pStyle w:val="Compact"/>
+            </w:pPr>
+            <w:r>
+              <w:t xml:space="preserve">Cancelación de una solicitud de baja</w:t>
+            </w:r>
+          </w:p>
+        </w:tc>
+      </w:tr>
+      <w:tr>
+        <w:tc>
+          <w:tcPr/>
+          <w:p>
+            <w:pPr>
+              <w:pStyle w:val="Compact"/>
+            </w:pPr>
+            <w:r>
+              <w:rPr>
+                <w:rStyle w:val="VerbatimChar"/>
+              </w:rPr>
+              <w:t xml:space="preserve">fn_team_suspend_member</w:t>
+            </w:r>
+          </w:p>
+        </w:tc>
+        <w:tc>
+          <w:tcPr/>
+          <w:p>
+            <w:pPr>
+              <w:pStyle w:val="Compact"/>
+            </w:pPr>
+            <w:r>
+              <w:t xml:space="preserve">T6</w:t>
+            </w:r>
+          </w:p>
+        </w:tc>
+        <w:tc>
+          <w:tcPr/>
+          <w:p>
+            <w:pPr>
+              <w:pStyle w:val="Compact"/>
+            </w:pPr>
+            <w:r>
+              <w:t xml:space="preserve">Suspensión inmediata (medida cautelar)</w:t>
+            </w:r>
+          </w:p>
+        </w:tc>
+      </w:tr>
+      <w:tr>
+        <w:tc>
+          <w:tcPr/>
+          <w:p>
+            <w:pPr>
+              <w:pStyle w:val="Compact"/>
+            </w:pPr>
+            <w:r>
+              <w:rPr>
+                <w:rStyle w:val="VerbatimChar"/>
+              </w:rPr>
+              <w:t xml:space="preserve">fn_team_unsuspend_member</w:t>
+            </w:r>
+          </w:p>
+        </w:tc>
+        <w:tc>
+          <w:tcPr/>
+          <w:p>
+            <w:pPr>
+              <w:pStyle w:val="Compact"/>
+            </w:pPr>
+            <w:r>
+              <w:t xml:space="preserve">T7</w:t>
+            </w:r>
+          </w:p>
+        </w:tc>
+        <w:tc>
+          <w:tcPr/>
+          <w:p>
+            <w:pPr>
+              <w:pStyle w:val="Compact"/>
+            </w:pPr>
+            <w:r>
+              <w:t xml:space="preserve">Levantamiento de suspensión</w:t>
+            </w:r>
+          </w:p>
+        </w:tc>
+      </w:tr>
+      <w:tr>
+        <w:tc>
+          <w:tcPr/>
+          <w:p>
+            <w:pPr>
+              <w:pStyle w:val="Compact"/>
+            </w:pPr>
+            <w:r>
+              <w:rPr>
+                <w:rStyle w:val="VerbatimChar"/>
+              </w:rPr>
+              <w:t xml:space="preserve">fn_validate_physical_account</w:t>
+            </w:r>
+          </w:p>
+        </w:tc>
+        <w:tc>
+          <w:tcPr/>
+          <w:p>
+            <w:pPr>
+              <w:pStyle w:val="Compact"/>
+            </w:pPr>
+            <w:r>
+              <w:t xml:space="preserve">—</w:t>
+            </w:r>
+          </w:p>
+        </w:tc>
+        <w:tc>
+          <w:tcPr/>
+          <w:p>
+            <w:pPr>
+              <w:pStyle w:val="Compact"/>
+            </w:pPr>
+            <w:r>
+              <w:t xml:space="preserve">Validación física de une</w:t>
             </w:r>
             <w:r>
               <w:t xml:space="preserve"> </w:t>
@@ -20273,320 +21364,6 @@
               </w:rPr>
               <w:t xml:space="preserve">reader</w:t>
             </w:r>
-            <w:r>
-              <w:t xml:space="preserve"> </w:t>
-            </w:r>
-            <w:r>
-              <w:t xml:space="preserve">→</w:t>
-            </w:r>
-            <w:r>
-              <w:t xml:space="preserve"> </w:t>
-            </w:r>
-            <w:r>
-              <w:rPr>
-                <w:rStyle w:val="VerbatimChar"/>
-              </w:rPr>
-              <w:t xml:space="preserve">librarian</w:t>
-            </w:r>
-          </w:p>
-        </w:tc>
-      </w:tr>
-      <w:tr>
-        <w:tc>
-          <w:tcPr/>
-          <w:p>
-            <w:pPr>
-              <w:pStyle w:val="Compact"/>
-            </w:pPr>
-            <w:r>
-              <w:rPr>
-                <w:rStyle w:val="VerbatimChar"/>
-              </w:rPr>
-              <w:t xml:space="preserve">fn_team_promote_to_coordenador</w:t>
-            </w:r>
-          </w:p>
-        </w:tc>
-        <w:tc>
-          <w:tcPr/>
-          <w:p>
-            <w:pPr>
-              <w:pStyle w:val="Compact"/>
-            </w:pPr>
-            <w:r>
-              <w:t xml:space="preserve">T2</w:t>
-            </w:r>
-          </w:p>
-        </w:tc>
-        <w:tc>
-          <w:tcPr/>
-          <w:p>
-            <w:pPr>
-              <w:pStyle w:val="Compact"/>
-            </w:pPr>
-            <w:r>
-              <w:t xml:space="preserve">Cooptación</w:t>
-            </w:r>
-            <w:r>
-              <w:t xml:space="preserve"> </w:t>
-            </w:r>
-            <w:r>
-              <w:rPr>
-                <w:rStyle w:val="VerbatimChar"/>
-              </w:rPr>
-              <w:t xml:space="preserve">librarian</w:t>
-            </w:r>
-            <w:r>
-              <w:t xml:space="preserve"> </w:t>
-            </w:r>
-            <w:r>
-              <w:t xml:space="preserve">→</w:t>
-            </w:r>
-            <w:r>
-              <w:t xml:space="preserve"> </w:t>
-            </w:r>
-            <w:r>
-              <w:rPr>
-                <w:rStyle w:val="VerbatimChar"/>
-              </w:rPr>
-              <w:t xml:space="preserve">coordenador</w:t>
-            </w:r>
-          </w:p>
-        </w:tc>
-      </w:tr>
-      <w:tr>
-        <w:tc>
-          <w:tcPr/>
-          <w:p>
-            <w:pPr>
-              <w:pStyle w:val="Compact"/>
-            </w:pPr>
-            <w:r>
-              <w:rPr>
-                <w:rStyle w:val="VerbatimChar"/>
-              </w:rPr>
-              <w:t xml:space="preserve">fn_team_self_demote</w:t>
-            </w:r>
-          </w:p>
-        </w:tc>
-        <w:tc>
-          <w:tcPr/>
-          <w:p>
-            <w:pPr>
-              <w:pStyle w:val="Compact"/>
-            </w:pPr>
-            <w:r>
-              <w:t xml:space="preserve">T3, T4</w:t>
-            </w:r>
-          </w:p>
-        </w:tc>
-        <w:tc>
-          <w:tcPr/>
-          <w:p>
-            <w:pPr>
-              <w:pStyle w:val="Compact"/>
-            </w:pPr>
-            <w:r>
-              <w:t xml:space="preserve">Auto-degradación (« paso la posta »)</w:t>
-            </w:r>
-          </w:p>
-        </w:tc>
-      </w:tr>
-      <w:tr>
-        <w:tc>
-          <w:tcPr/>
-          <w:p>
-            <w:pPr>
-              <w:pStyle w:val="Compact"/>
-            </w:pPr>
-            <w:r>
-              <w:rPr>
-                <w:rStyle w:val="VerbatimChar"/>
-              </w:rPr>
-              <w:t xml:space="preserve">fn_team_request_remove_member</w:t>
-            </w:r>
-          </w:p>
-        </w:tc>
-        <w:tc>
-          <w:tcPr/>
-          <w:p>
-            <w:pPr>
-              <w:pStyle w:val="Compact"/>
-            </w:pPr>
-            <w:r>
-              <w:t xml:space="preserve">T5</w:t>
-            </w:r>
-          </w:p>
-        </w:tc>
-        <w:tc>
-          <w:tcPr/>
-          <w:p>
-            <w:pPr>
-              <w:pStyle w:val="Compact"/>
-            </w:pPr>
-            <w:r>
-              <w:t xml:space="preserve">Solicitud de baja con carencia de 7 días</w:t>
-            </w:r>
-          </w:p>
-        </w:tc>
-      </w:tr>
-      <w:tr>
-        <w:tc>
-          <w:tcPr/>
-          <w:p>
-            <w:pPr>
-              <w:pStyle w:val="Compact"/>
-            </w:pPr>
-            <w:r>
-              <w:rPr>
-                <w:rStyle w:val="VerbatimChar"/>
-              </w:rPr>
-              <w:t xml:space="preserve">fn_team_cancel_remove_member</w:t>
-            </w:r>
-          </w:p>
-        </w:tc>
-        <w:tc>
-          <w:tcPr/>
-          <w:p>
-            <w:pPr>
-              <w:pStyle w:val="Compact"/>
-            </w:pPr>
-            <w:r>
-              <w:t xml:space="preserve">T8</w:t>
-            </w:r>
-          </w:p>
-        </w:tc>
-        <w:tc>
-          <w:tcPr/>
-          <w:p>
-            <w:pPr>
-              <w:pStyle w:val="Compact"/>
-            </w:pPr>
-            <w:r>
-              <w:t xml:space="preserve">Cancelación de una solicitud de baja</w:t>
-            </w:r>
-          </w:p>
-        </w:tc>
-      </w:tr>
-      <w:tr>
-        <w:tc>
-          <w:tcPr/>
-          <w:p>
-            <w:pPr>
-              <w:pStyle w:val="Compact"/>
-            </w:pPr>
-            <w:r>
-              <w:rPr>
-                <w:rStyle w:val="VerbatimChar"/>
-              </w:rPr>
-              <w:t xml:space="preserve">fn_team_suspend_member</w:t>
-            </w:r>
-          </w:p>
-        </w:tc>
-        <w:tc>
-          <w:tcPr/>
-          <w:p>
-            <w:pPr>
-              <w:pStyle w:val="Compact"/>
-            </w:pPr>
-            <w:r>
-              <w:t xml:space="preserve">T6</w:t>
-            </w:r>
-          </w:p>
-        </w:tc>
-        <w:tc>
-          <w:tcPr/>
-          <w:p>
-            <w:pPr>
-              <w:pStyle w:val="Compact"/>
-            </w:pPr>
-            <w:r>
-              <w:t xml:space="preserve">Suspensión inmediata (medida cautelar)</w:t>
-            </w:r>
-          </w:p>
-        </w:tc>
-      </w:tr>
-      <w:tr>
-        <w:tc>
-          <w:tcPr/>
-          <w:p>
-            <w:pPr>
-              <w:pStyle w:val="Compact"/>
-            </w:pPr>
-            <w:r>
-              <w:rPr>
-                <w:rStyle w:val="VerbatimChar"/>
-              </w:rPr>
-              <w:t xml:space="preserve">fn_team_unsuspend_member</w:t>
-            </w:r>
-          </w:p>
-        </w:tc>
-        <w:tc>
-          <w:tcPr/>
-          <w:p>
-            <w:pPr>
-              <w:pStyle w:val="Compact"/>
-            </w:pPr>
-            <w:r>
-              <w:t xml:space="preserve">T7</w:t>
-            </w:r>
-          </w:p>
-        </w:tc>
-        <w:tc>
-          <w:tcPr/>
-          <w:p>
-            <w:pPr>
-              <w:pStyle w:val="Compact"/>
-            </w:pPr>
-            <w:r>
-              <w:t xml:space="preserve">Levantamiento de suspensión</w:t>
-            </w:r>
-          </w:p>
-        </w:tc>
-      </w:tr>
-      <w:tr>
-        <w:tc>
-          <w:tcPr/>
-          <w:p>
-            <w:pPr>
-              <w:pStyle w:val="Compact"/>
-            </w:pPr>
-            <w:r>
-              <w:rPr>
-                <w:rStyle w:val="VerbatimChar"/>
-              </w:rPr>
-              <w:t xml:space="preserve">fn_validate_physical_account</w:t>
-            </w:r>
-          </w:p>
-        </w:tc>
-        <w:tc>
-          <w:tcPr/>
-          <w:p>
-            <w:pPr>
-              <w:pStyle w:val="Compact"/>
-            </w:pPr>
-            <w:r>
-              <w:t xml:space="preserve">—</w:t>
-            </w:r>
-          </w:p>
-        </w:tc>
-        <w:tc>
-          <w:tcPr/>
-          <w:p>
-            <w:pPr>
-              <w:pStyle w:val="Compact"/>
-            </w:pPr>
-            <w:r>
-              <w:t xml:space="preserve">Validación física de une</w:t>
-            </w:r>
-            <w:r>
-              <w:t xml:space="preserve"> </w:t>
-            </w:r>
-            <w:r>
-              <w:rPr>
-                <w:rStyle w:val="VerbatimChar"/>
-              </w:rPr>
-              <w:t xml:space="preserve">reader</w:t>
-            </w:r>
           </w:p>
         </w:tc>
       </w:tr>
@@ -20632,7 +21409,7 @@
               <w:rPr>
                 <w:rStyle w:val="VerbatimChar"/>
               </w:rPr>
-              <w:t xml:space="preserve">inactive</w:t>
+              <w:t xml:space="preserve">removed</w:t>
             </w:r>
             <w:r>
               <w:t xml:space="preserve"> </w:t>
@@ -20682,6 +21459,128 @@
         </w:tc>
       </w:tr>
     </w:tbl>
+    <w:p>
+      <w:pPr>
+        <w:pStyle w:val="BodyText"/>
+      </w:pPr>
+      <w:r>
+        <w:rPr>
+          <w:i/>
+          <w:iCs/>
+        </w:rPr>
+        <w:t xml:space="preserve">Las antiguas promociones directas</w:t>
+      </w:r>
+      <w:r>
+        <w:rPr>
+          <w:i/>
+          <w:iCs/>
+        </w:rPr>
+        <w:t xml:space="preserve"> </w:t>
+      </w:r>
+      <w:r>
+        <w:rPr>
+          <w:rStyle w:val="VerbatimChar"/>
+          <w:i/>
+          <w:iCs/>
+        </w:rPr>
+        <w:t xml:space="preserve">fn_team_promote_to_librarian</w:t>
+      </w:r>
+      <w:r>
+        <w:rPr>
+          <w:i/>
+          <w:iCs/>
+        </w:rPr>
+        <w:t xml:space="preserve"> </w:t>
+      </w:r>
+      <w:r>
+        <w:rPr>
+          <w:i/>
+          <w:iCs/>
+        </w:rPr>
+        <w:t xml:space="preserve">y</w:t>
+      </w:r>
+      <w:r>
+        <w:rPr>
+          <w:i/>
+          <w:iCs/>
+        </w:rPr>
+        <w:t xml:space="preserve"> </w:t>
+      </w:r>
+      <w:r>
+        <w:rPr>
+          <w:rStyle w:val="VerbatimChar"/>
+          <w:i/>
+          <w:iCs/>
+        </w:rPr>
+        <w:t xml:space="preserve">fn_team_promote_to_coordenador</w:t>
+      </w:r>
+      <w:r>
+        <w:rPr>
+          <w:i/>
+          <w:iCs/>
+        </w:rPr>
+        <w:t xml:space="preserve"> </w:t>
+      </w:r>
+      <w:r>
+        <w:rPr>
+          <w:i/>
+          <w:iCs/>
+        </w:rPr>
+        <w:t xml:space="preserve">están</w:t>
+      </w:r>
+      <w:r>
+        <w:rPr>
+          <w:i/>
+          <w:iCs/>
+        </w:rPr>
+        <w:t xml:space="preserve"> </w:t>
+      </w:r>
+      <w:r>
+        <w:rPr>
+          <w:b/>
+          <w:bCs/>
+          <w:i/>
+          <w:iCs/>
+        </w:rPr>
+        <w:t xml:space="preserve">condenadas</w:t>
+      </w:r>
+      <w:r>
+        <w:rPr>
+          <w:i/>
+          <w:iCs/>
+        </w:rPr>
+        <w:t xml:space="preserve"> </w:t>
+      </w:r>
+      <w:r>
+        <w:rPr>
+          <w:i/>
+          <w:iCs/>
+        </w:rPr>
+        <w:t xml:space="preserve">(26/08 y 01/09/2026): rechazan con</w:t>
+      </w:r>
+      <w:r>
+        <w:rPr>
+          <w:i/>
+          <w:iCs/>
+        </w:rPr>
+        <w:t xml:space="preserve"> </w:t>
+      </w:r>
+      <w:r>
+        <w:rPr>
+          <w:rStyle w:val="VerbatimChar"/>
+          <w:i/>
+          <w:iCs/>
+        </w:rPr>
+        <w:t xml:space="preserve">collegiality_required</w:t>
+      </w:r>
+      <w:r>
+        <w:rPr>
+          <w:i/>
+          <w:iCs/>
+        </w:rPr>
+        <w:t xml:space="preserve">, indicando el camino en tres tiempos. Solo figuran aquí para que su nombre, cruzado en un documento viejo, no haga creer en un camino activo.</w:t>
+      </w:r>
+    </w:p>
     <w:bookmarkEnd w:id="166"/>
     <w:bookmarkStart w:id="167" w:name="funciones-de-admin-de-red"/>
     <w:p>
@@ -21887,7 +22786,7 @@
         <w:pStyle w:val="Compact"/>
         <w:numPr>
           <w:ilvl w:val="0"/>
-          <w:numId w:val="1081"/>
+          <w:numId w:val="1082"/>
         </w:numPr>
       </w:pPr>
       <w:r>
@@ -21908,7 +22807,7 @@
         <w:pStyle w:val="Compact"/>
         <w:numPr>
           <w:ilvl w:val="0"/>
-          <w:numId w:val="1081"/>
+          <w:numId w:val="1082"/>
         </w:numPr>
       </w:pPr>
       <w:r>
@@ -21929,7 +22828,7 @@
         <w:pStyle w:val="Compact"/>
         <w:numPr>
           <w:ilvl w:val="0"/>
-          <w:numId w:val="1081"/>
+          <w:numId w:val="1082"/>
         </w:numPr>
       </w:pPr>
       <w:r>
@@ -21950,7 +22849,7 @@
         <w:pStyle w:val="Compact"/>
         <w:numPr>
           <w:ilvl w:val="0"/>
-          <w:numId w:val="1081"/>
+          <w:numId w:val="1082"/>
         </w:numPr>
       </w:pPr>
       <w:r>
@@ -22798,6 +23697,9 @@
     <w:abstractNumId w:val="991"/>
   </w:num>
   <w:num w:numId="1063">
+    <w:abstractNumId w:val="991"/>
+  </w:num>
+  <w:num w:numId="1064">
     <w:abstractNumId w:val="99411"/>
     <w:lvlOverride w:ilvl="0">
       <w:startOverride w:val="1"/>
@@ -22827,10 +23729,10 @@
       <w:startOverride w:val="1"/>
     </w:lvlOverride>
   </w:num>
-  <w:num w:numId="1064">
+  <w:num w:numId="1065">
     <w:abstractNumId w:val="991"/>
   </w:num>
-  <w:num w:numId="1065">
+  <w:num w:numId="1066">
     <w:abstractNumId w:val="99411"/>
     <w:lvlOverride w:ilvl="0">
       <w:startOverride w:val="1"/>
@@ -22860,10 +23762,10 @@
       <w:startOverride w:val="1"/>
     </w:lvlOverride>
   </w:num>
-  <w:num w:numId="1066">
+  <w:num w:numId="1067">
     <w:abstractNumId w:val="991"/>
   </w:num>
-  <w:num w:numId="1067">
+  <w:num w:numId="1068">
     <w:abstractNumId w:val="99411"/>
     <w:lvlOverride w:ilvl="0">
       <w:startOverride w:val="1"/>
@@ -22893,9 +23795,6 @@
       <w:startOverride w:val="1"/>
     </w:lvlOverride>
   </w:num>
-  <w:num w:numId="1068">
-    <w:abstractNumId w:val="991"/>
-  </w:num>
   <w:num w:numId="1069">
     <w:abstractNumId w:val="991"/>
   </w:num>
@@ -22903,6 +23802,9 @@
     <w:abstractNumId w:val="991"/>
   </w:num>
   <w:num w:numId="1071">
+    <w:abstractNumId w:val="991"/>
+  </w:num>
+  <w:num w:numId="1072">
     <w:abstractNumId w:val="99411"/>
     <w:lvlOverride w:ilvl="0">
       <w:startOverride w:val="1"/>
@@ -22932,13 +23834,13 @@
       <w:startOverride w:val="1"/>
     </w:lvlOverride>
   </w:num>
-  <w:num w:numId="1072">
-    <w:abstractNumId w:val="991"/>
-  </w:num>
   <w:num w:numId="1073">
     <w:abstractNumId w:val="991"/>
   </w:num>
   <w:num w:numId="1074">
+    <w:abstractNumId w:val="991"/>
+  </w:num>
+  <w:num w:numId="1075">
     <w:abstractNumId w:val="99411"/>
     <w:lvlOverride w:ilvl="0">
       <w:startOverride w:val="1"/>
@@ -22968,13 +23870,13 @@
       <w:startOverride w:val="1"/>
     </w:lvlOverride>
   </w:num>
-  <w:num w:numId="1075">
-    <w:abstractNumId w:val="991"/>
-  </w:num>
   <w:num w:numId="1076">
     <w:abstractNumId w:val="991"/>
   </w:num>
   <w:num w:numId="1077">
+    <w:abstractNumId w:val="991"/>
+  </w:num>
+  <w:num w:numId="1078">
     <w:abstractNumId w:val="99411"/>
     <w:lvlOverride w:ilvl="0">
       <w:startOverride w:val="1"/>
@@ -23004,9 +23906,6 @@
       <w:startOverride w:val="1"/>
     </w:lvlOverride>
   </w:num>
-  <w:num w:numId="1078">
-    <w:abstractNumId w:val="991"/>
-  </w:num>
   <w:num w:numId="1079">
     <w:abstractNumId w:val="991"/>
   </w:num>
@@ -23014,6 +23913,9 @@
     <w:abstractNumId w:val="991"/>
   </w:num>
   <w:num w:numId="1081">
+    <w:abstractNumId w:val="991"/>
+  </w:num>
+  <w:num w:numId="1082">
     <w:abstractNumId w:val="991"/>
   </w:num>
 </w:numbering>
